--- a/tmp/word-sample.docx
+++ b/tmp/word-sample.docx
@@ -6,60 +6,121 @@
       <w:pPr>
         <w:pStyle w:val="Heading1"/>
         <w:keepNext/>
+        <w:pBdr>
+          <w:bottom w:val="single" w:color="E5E5E5" w:sz="4" w:space="5"/>
+        </w:pBdr>
       </w:pPr>
       <w:bookmarkStart w:name="section_0" w:id="1"/>
       <w:r>
-        <w:t xml:space="preserve">Markdown to PDF</w:t>
+        <w:t xml:space="preserve">Formatting reference</w:t>
       </w:r>
       <w:bookmarkEnd w:id="1"/>
     </w:p>
     <w:p>
-      <w:pPr>
-        <w:pStyle w:val="Heading3"/>
-        <w:keepNext/>
-      </w:pPr>
-      <w:bookmarkStart w:name="section_1" w:id="1"/>
-      <w:r>
-        <w:t xml:space="preserve">Your words, ready for paper.</w:t>
-      </w:r>
-      <w:bookmarkEnd w:id="1"/>
-    </w:p>
-    <w:p>
-      <w:r>
-        <w:t xml:space="preserve">Paste your Markdown, check the preview, and choose </w:t>
-      </w:r>
       <w:r>
         <w:rPr>
           <w:b/>
           <w:bCs/>
         </w:rPr>
+        <w:t xml:space="preserve">Your words. A beautifully structured document.</w:t>
+      </w:r>
+      <w:r>
+        <w:t xml:space="preserve"> Edit this sample or replace it with your Markdown, then choose </w:t>
+      </w:r>
+      <w:r>
+        <w:rPr>
+          <w:b/>
+          <w:bCs/>
+        </w:rPr>
         <w:t xml:space="preserve">Print to PDF</w:t>
       </w:r>
       <w:r>
-        <w:t xml:space="preserve">. This sample shows what your document can include. Replace it with your own text whenever you are ready.</w:t>
-      </w:r>
+        <w:t xml:space="preserve"> or </w:t>
+      </w:r>
+      <w:r>
+        <w:rPr>
+          <w:b/>
+          <w:bCs/>
+        </w:rPr>
+        <w:t xml:space="preserve">Download Word</w:t>
+      </w:r>
+      <w:r>
+        <w:t xml:space="preserve">.</w:t>
+      </w:r>
+    </w:p>
+    <w:p>
+      <w:hyperlink w:history="1" w:anchor="section_1">
+        <w:r>
+          <w:t xml:space="preserve">Text</w:t>
+        </w:r>
+      </w:hyperlink>
+      <w:r>
+        <w:t xml:space="preserve"> · </w:t>
+      </w:r>
+      <w:hyperlink w:history="1" w:anchor="section_6">
+        <w:r>
+          <w:t xml:space="preserve">Tables</w:t>
+        </w:r>
+      </w:hyperlink>
+      <w:r>
+        <w:t xml:space="preserve"> · </w:t>
+      </w:r>
+      <w:hyperlink w:history="1" w:anchor="section_7">
+        <w:r>
+          <w:t xml:space="preserve">Code</w:t>
+        </w:r>
+      </w:hyperlink>
+      <w:r>
+        <w:t xml:space="preserve"> · </w:t>
+      </w:r>
+      <w:hyperlink w:history="1" w:anchor="section_8">
+        <w:r>
+          <w:t xml:space="preserve">Equations</w:t>
+        </w:r>
+      </w:hyperlink>
+      <w:r>
+        <w:t xml:space="preserve"> · </w:t>
+      </w:r>
+      <w:hyperlink w:history="1" w:anchor="section_11">
+        <w:r>
+          <w:t xml:space="preserve">Diagrams</w:t>
+        </w:r>
+      </w:hyperlink>
+      <w:r>
+        <w:t xml:space="preserve"> · </w:t>
+      </w:r>
+      <w:hyperlink w:history="1" w:anchor="section_90">
+        <w:r>
+          <w:t xml:space="preserve">Images</w:t>
+        </w:r>
+      </w:hyperlink>
+      <w:r>
+        <w:t xml:space="preserve"> · </w:t>
+      </w:r>
+      <w:hyperlink w:history="1" w:anchor="section_93">
+        <w:r>
+          <w:t xml:space="preserve">Export</w:t>
+        </w:r>
+      </w:hyperlink>
     </w:p>
     <w:p>
       <w:pPr>
         <w:pStyle w:val="Heading2"/>
         <w:keepNext/>
       </w:pPr>
-      <w:bookmarkStart w:name="section_2" w:id="1"/>
-      <w:r>
-        <w:t xml:space="preserve">Text &amp; structure</w:t>
+      <w:bookmarkStart w:name="section_1" w:id="1"/>
+      <w:r>
+        <w:t xml:space="preserve">Text styles</w:t>
       </w:r>
       <w:bookmarkEnd w:id="1"/>
     </w:p>
     <w:p>
-      <w:r>
-        <w:t xml:space="preserve">Write </w:t>
-      </w:r>
       <w:r>
         <w:rPr>
           <w:b/>
           <w:bCs/>
         </w:rPr>
-        <w:t xml:space="preserve">bold</w:t>
+        <w:t xml:space="preserve">Bold ideas</w:t>
       </w:r>
       <w:r>
         <w:t xml:space="preserve">, </w:t>
@@ -69,7 +130,7 @@
           <w:i/>
           <w:iCs/>
         </w:rPr>
-        <w:t xml:space="preserve">italic</w:t>
+        <w:t xml:space="preserve">a little emphasis</w:t>
       </w:r>
       <w:r>
         <w:t xml:space="preserve">, </w:t>
@@ -81,7 +142,7 @@
           <w:i/>
           <w:iCs/>
         </w:rPr>
-        <w:t xml:space="preserve">bold italic</w:t>
+        <w:t xml:space="preserve">both together</w:t>
       </w:r>
       <w:r>
         <w:t xml:space="preserve">, </w:t>
@@ -90,10 +151,10 @@
         <w:rPr>
           <w:strike/>
         </w:rPr>
-        <w:t xml:space="preserve">strikethrough</w:t>
-      </w:r>
-      <w:r>
-        <w:t xml:space="preserve"> and </w:t>
+        <w:t xml:space="preserve">a change of mind</w:t>
+      </w:r>
+      <w:r>
+        <w:t xml:space="preserve">, and </w:t>
       </w:r>
       <w:r>
         <w:rPr>
@@ -105,15 +166,13 @@
         <w:t xml:space="preserve">inline code</w:t>
       </w:r>
       <w:r>
-        <w:t xml:space="preserve">. Add </w:t>
-      </w:r>
-      <w:hyperlink w:history="1" r:id="rIdjssgutw2f89hsxjdrkrjt">
-        <w:r>
-          <w:t xml:space="preserve">useful links</w:t>
-        </w:r>
-      </w:hyperlink>
-      <w:r>
-        <w:t xml:space="preserve">, paragraphs and horizontal rules.</w:t>
+        <w:t xml:space="preserve">. Unicode belongs here too: café, α, β, हिंदी. Literal prices stay literal: </w:t>
+      </w:r>
+      <w:r>
+        <w:t xml:space="preserve">$</w:t>
+      </w:r>
+      <w:r>
+        <w:t xml:space="preserve">25.</w:t>
       </w:r>
     </w:p>
     <w:p>
@@ -124,20 +183,30 @@
         <w:ind w:left="240"/>
       </w:pPr>
       <w:r>
-        <w:t xml:space="preserve"> </w:t>
-      </w:r>
-      <w:r>
-        <w:t xml:space="preserve">A good document keeps the focus on the content.</w:t>
-      </w:r>
-      <w:r>
-        <w:br/>
-      </w:r>
-      <w:r>
-        <w:t xml:space="preserve">Everything you see here is editable Markdown.</w:t>
-      </w:r>
-      <w:r>
-        <w:t xml:space="preserve"> </w:t>
-      </w:r>
+        <w:t xml:space="preserve">Good formatting makes an idea easier to understand.</w:t>
+      </w:r>
+    </w:p>
+    <w:p>
+      <w:pPr>
+        <w:pBdr>
+          <w:left w:val="single" w:color="F59E0B" w:sz="18" w:space="8"/>
+        </w:pBdr>
+        <w:ind w:left="240"/>
+      </w:pPr>
+      <w:r>
+        <w:t xml:space="preserve">Separate paragraphs, clear headings and a little breathing room do the work.</w:t>
+      </w:r>
+    </w:p>
+    <w:p>
+      <w:pPr>
+        <w:pStyle w:val="Heading3"/>
+        <w:keepNext/>
+      </w:pPr>
+      <w:bookmarkStart w:name="section_2" w:id="1"/>
+      <w:r>
+        <w:t xml:space="preserve">Lists with structure</w:t>
+      </w:r>
+      <w:bookmarkEnd w:id="1"/>
     </w:p>
     <w:p>
       <w:pPr>
@@ -146,9 +215,23 @@
           <w:ilvl w:val="0"/>
           <w:numId w:val="2"/>
         </w:numPr>
-      </w:pPr>
-      <w:r>
-        <w:t xml:space="preserve">Notes, reports and study guides</w:t>
+        <w:spacing w:after="44" w:before="0"/>
+      </w:pPr>
+      <w:r>
+        <w:t xml:space="preserve">Start with an idea.</w:t>
+      </w:r>
+    </w:p>
+    <w:p>
+      <w:pPr>
+        <w:pStyle w:val="ListParagraph"/>
+        <w:numPr>
+          <w:ilvl w:val="0"/>
+          <w:numId w:val="2"/>
+        </w:numPr>
+        <w:spacing w:after="44" w:before="0"/>
+      </w:pPr>
+      <w:r>
+        <w:t xml:space="preserve">Give it shape.</w:t>
       </w:r>
       <w:r>
         <w:t xml:space="preserve"> </w:t>
@@ -161,9 +244,52 @@
           <w:ilvl w:val="0"/>
           <w:numId w:val="3"/>
         </w:numPr>
-      </w:pPr>
-      <w:r>
-        <w:t xml:space="preserve">Nested ideas stay grouped together</w:t>
+        <w:spacing w:after="44" w:before="0"/>
+      </w:pPr>
+      <w:r>
+        <w:t xml:space="preserve">Group related details.</w:t>
+      </w:r>
+    </w:p>
+    <w:p>
+      <w:pPr>
+        <w:pStyle w:val="ListParagraph"/>
+        <w:numPr>
+          <w:ilvl w:val="0"/>
+          <w:numId w:val="3"/>
+        </w:numPr>
+        <w:spacing w:after="44" w:before="0"/>
+      </w:pPr>
+      <w:r>
+        <w:t xml:space="preserve">Add a supporting example.</w:t>
+      </w:r>
+      <w:r>
+        <w:t xml:space="preserve"> </w:t>
+      </w:r>
+    </w:p>
+    <w:p>
+      <w:pPr>
+        <w:pStyle w:val="ListParagraph"/>
+        <w:numPr>
+          <w:ilvl w:val="0"/>
+          <w:numId w:val="4"/>
+        </w:numPr>
+        <w:spacing w:after="44" w:before="0"/>
+      </w:pPr>
+      <w:r>
+        <w:t xml:space="preserve">Explain the first step.</w:t>
+      </w:r>
+    </w:p>
+    <w:p>
+      <w:pPr>
+        <w:pStyle w:val="ListParagraph"/>
+        <w:numPr>
+          <w:ilvl w:val="0"/>
+          <w:numId w:val="4"/>
+        </w:numPr>
+        <w:spacing w:after="44" w:before="0"/>
+      </w:pPr>
+      <w:r>
+        <w:t xml:space="preserve">Show the result.</w:t>
       </w:r>
     </w:p>
     <w:p>
@@ -173,128 +299,141 @@
           <w:ilvl w:val="0"/>
           <w:numId w:val="2"/>
         </w:numPr>
+        <w:spacing w:after="44" w:before="0"/>
+      </w:pPr>
+      <w:r>
+        <w:t xml:space="preserve">Share a document worth reading.</w:t>
+      </w:r>
+    </w:p>
+    <w:p>
+      <w:pPr>
+        <w:spacing w:after="44" w:before="0"/>
+        <w:ind w:left="360" w:hanging="240"/>
       </w:pPr>
       <w:r>
         <w:t xml:space="preserve">☑ </w:t>
       </w:r>
       <w:r>
-        <w:t xml:space="preserve"> Paste or open a Markdown file</w:t>
-      </w:r>
-    </w:p>
-    <w:p>
-      <w:pPr>
-        <w:pStyle w:val="ListParagraph"/>
-        <w:numPr>
-          <w:ilvl w:val="0"/>
-          <w:numId w:val="2"/>
-        </w:numPr>
+        <w:t xml:space="preserve"> Headings, lists and quotations</w:t>
+      </w:r>
+    </w:p>
+    <w:p>
+      <w:pPr>
+        <w:spacing w:after="44" w:before="0"/>
+        <w:ind w:left="360" w:hanging="240"/>
       </w:pPr>
       <w:r>
         <w:t xml:space="preserve">☑ </w:t>
       </w:r>
       <w:r>
-        <w:t xml:space="preserve"> Preview tables, equations and diagrams</w:t>
-      </w:r>
-    </w:p>
-    <w:p>
-      <w:pPr>
-        <w:pStyle w:val="ListParagraph"/>
-        <w:numPr>
-          <w:ilvl w:val="0"/>
-          <w:numId w:val="2"/>
-        </w:numPr>
+        <w:t xml:space="preserve"> Tables, code and mathematics</w:t>
+      </w:r>
+    </w:p>
+    <w:p>
+      <w:pPr>
+        <w:spacing w:after="44" w:before="0"/>
+        <w:ind w:left="360" w:hanging="240"/>
+      </w:pPr>
+      <w:r>
+        <w:t xml:space="preserve">☑ </w:t>
+      </w:r>
+      <w:r>
+        <w:t xml:space="preserve"> Diagrams and images</w:t>
+      </w:r>
+    </w:p>
+    <w:p>
+      <w:pPr>
+        <w:spacing w:after="44" w:before="0"/>
+        <w:ind w:left="360" w:hanging="240"/>
       </w:pPr>
       <w:r>
         <w:t xml:space="preserve">☐ </w:t>
       </w:r>
       <w:r>
-        <w:t xml:space="preserve"> Print and choose </w:t>
-      </w:r>
-      <w:r>
-        <w:rPr>
-          <w:b/>
-          <w:bCs/>
-        </w:rPr>
-        <w:t xml:space="preserve">Save as PDF</w:t>
-      </w:r>
-    </w:p>
-    <w:p>
-      <w:pPr>
-        <w:pStyle w:val="ListParagraph"/>
-        <w:numPr>
-          <w:ilvl w:val="0"/>
-          <w:numId w:val="4"/>
-        </w:numPr>
-      </w:pPr>
-      <w:r>
-        <w:t xml:space="preserve">Open </w:t>
-      </w:r>
-      <w:r>
-        <w:rPr>
-          <w:b/>
-          <w:bCs/>
-        </w:rPr>
-        <w:t xml:space="preserve">Page settings</w:t>
-      </w:r>
-      <w:r>
-        <w:t xml:space="preserve"> if you want a different paper size.</w:t>
-      </w:r>
-    </w:p>
-    <w:p>
-      <w:pPr>
-        <w:pStyle w:val="ListParagraph"/>
-        <w:numPr>
-          <w:ilvl w:val="0"/>
-          <w:numId w:val="4"/>
-        </w:numPr>
-      </w:pPr>
-      <w:r>
-        <w:t xml:space="preserve">Choose A4 or Letter, portrait or landscape, and your margins.</w:t>
-      </w:r>
-    </w:p>
-    <w:p>
-      <w:pPr>
-        <w:pStyle w:val="ListParagraph"/>
-        <w:numPr>
-          <w:ilvl w:val="0"/>
-          <w:numId w:val="4"/>
-        </w:numPr>
-      </w:pPr>
-      <w:r>
-        <w:t xml:space="preserve">Try </w:t>
-      </w:r>
-      <w:r>
-        <w:rPr>
-          <w:b/>
-          <w:bCs/>
-        </w:rPr>
-        <w:t xml:space="preserve">Compact</w:t>
-      </w:r>
-      <w:r>
-        <w:t xml:space="preserve"> for denser notes. The same styling is used in print.</w:t>
-      </w:r>
+        <w:t xml:space="preserve"> Your next great document</w:t>
+      </w:r>
+    </w:p>
+    <w:p>
+      <w:pPr>
+        <w:pStyle w:val="Heading4"/>
+        <w:keepNext/>
+      </w:pPr>
+      <w:bookmarkStart w:name="section_3" w:id="1"/>
+      <w:r>
+        <w:t xml:space="preserve">A smaller heading</w:t>
+      </w:r>
+      <w:bookmarkEnd w:id="1"/>
+    </w:p>
+    <w:p>
+      <w:r>
+        <w:t xml:space="preserve">Use headings to organize a report, practical file or study guide.</w:t>
+      </w:r>
+    </w:p>
+    <w:p>
+      <w:pPr>
+        <w:pStyle w:val="Heading5"/>
+        <w:keepNext/>
+      </w:pPr>
+      <w:bookmarkStart w:name="section_4" w:id="1"/>
+      <w:r>
+        <w:t xml:space="preserve">A supporting detail</w:t>
+      </w:r>
+      <w:bookmarkEnd w:id="1"/>
+    </w:p>
+    <w:p>
+      <w:r>
+        <w:t xml:space="preserve">Six heading levels let your structure stay consistent.</w:t>
+      </w:r>
+    </w:p>
+    <w:p>
+      <w:pPr>
+        <w:pStyle w:val="Heading6"/>
+        <w:keepNext/>
+      </w:pPr>
+      <w:bookmarkStart w:name="section_5" w:id="1"/>
+      <w:r>
+        <w:t xml:space="preserve">The finest detail</w:t>
+      </w:r>
+      <w:bookmarkEnd w:id="1"/>
+    </w:p>
+    <w:p>
+      <w:r>
+        <w:t xml:space="preserve">Keep the hierarchy meaningful rather than making every line a heading.</w:t>
+      </w:r>
+    </w:p>
+    <w:p>
+      <w:pPr>
+        <w:pBdr>
+          <w:bottom w:val="single" w:color="DDDDDD" w:sz="4"/>
+        </w:pBdr>
+      </w:pPr>
     </w:p>
     <w:p>
       <w:pPr>
         <w:pStyle w:val="Heading2"/>
         <w:keepNext/>
       </w:pPr>
-      <w:bookmarkStart w:name="section_3" w:id="1"/>
+      <w:bookmarkStart w:name="section_6" w:id="1"/>
       <w:r>
         <w:t xml:space="preserve">Tables</w:t>
       </w:r>
       <w:bookmarkEnd w:id="1"/>
+    </w:p>
+    <w:p>
+      <w:r>
+        <w:t xml:space="preserve">Compare information with aligned columns, formatted cells and links.</w:t>
+      </w:r>
     </w:p>
     <w:tbl>
       <w:tblPr>
         <w:tblW w:type="dxa" w:w="10203"/>
         <w:tblBorders>
-          <w:top w:val="single" w:color="auto" w:sz="4"/>
-          <w:left w:val="single" w:color="auto" w:sz="4"/>
-          <w:bottom w:val="single" w:color="auto" w:sz="4"/>
-          <w:right w:val="single" w:color="auto" w:sz="4"/>
-          <w:insideH w:val="single" w:color="auto" w:sz="4"/>
-          <w:insideV w:val="single" w:color="auto" w:sz="4"/>
+          <w:top w:val="single" w:color="CBD0C7" w:sz="4"/>
+          <w:left w:val="single" w:color="CBD0C7" w:sz="4"/>
+          <w:bottom w:val="single" w:color="CBD0C7" w:sz="4"/>
+          <w:right w:val="single" w:color="CBD0C7" w:sz="4"/>
+          <w:insideH w:val="single" w:color="CBD0C7" w:sz="4"/>
+          <w:insideV w:val="single" w:color="CBD0C7" w:sz="4"/>
         </w:tblBorders>
       </w:tblPr>
       <w:tblGrid>
@@ -319,6 +458,10 @@
             </w:tcMar>
           </w:tcPr>
           <w:p>
+            <w:pPr>
+              <w:spacing w:after="0" w:before="0" w:line="317" w:lineRule="atLeast"/>
+              <w:jc w:val="left"/>
+            </w:pPr>
             <w:r>
               <w:rPr>
                 <w:b/>
@@ -326,7 +469,7 @@
                 <w:sz w:val="20"/>
                 <w:szCs w:val="20"/>
               </w:rPr>
-              <w:t xml:space="preserve">Feature</w:t>
+              <w:t xml:space="preserve">Capability</w:t>
             </w:r>
           </w:p>
         </w:tc>
@@ -342,6 +485,10 @@
             </w:tcMar>
           </w:tcPr>
           <w:p>
+            <w:pPr>
+              <w:spacing w:after="0" w:before="0" w:line="317" w:lineRule="atLeast"/>
+              <w:jc w:val="center"/>
+            </w:pPr>
             <w:r>
               <w:rPr>
                 <w:b/>
@@ -349,7 +496,7 @@
                 <w:sz w:val="20"/>
                 <w:szCs w:val="20"/>
               </w:rPr>
-              <w:t xml:space="preserve">Markdown</w:t>
+              <w:t xml:space="preserve">Example</w:t>
             </w:r>
           </w:p>
         </w:tc>
@@ -365,6 +512,10 @@
             </w:tcMar>
           </w:tcPr>
           <w:p>
+            <w:pPr>
+              <w:spacing w:after="0" w:before="0" w:line="317" w:lineRule="atLeast"/>
+              <w:jc w:val="right"/>
+            </w:pPr>
             <w:r>
               <w:rPr>
                 <w:b/>
@@ -372,7 +523,7 @@
                 <w:sz w:val="20"/>
                 <w:szCs w:val="20"/>
               </w:rPr>
-              <w:t xml:space="preserve">Result</w:t>
+              <w:t xml:space="preserve">Status</w:t>
             </w:r>
           </w:p>
         </w:tc>
@@ -393,6 +544,10 @@
             </w:tcMar>
           </w:tcPr>
           <w:p>
+            <w:pPr>
+              <w:spacing w:after="0" w:before="0" w:line="317" w:lineRule="atLeast"/>
+              <w:jc w:val="left"/>
+            </w:pPr>
             <w:r>
               <w:rPr>
                 <w:b w:val="false"/>
@@ -400,7 +555,7 @@
                 <w:sz w:val="20"/>
                 <w:szCs w:val="20"/>
               </w:rPr>
-              <w:t xml:space="preserve">Strong emphasis</w:t>
+              <w:t xml:space="preserve">Emphasis</w:t>
             </w:r>
           </w:p>
         </w:tc>
@@ -415,16 +570,18 @@
             </w:tcMar>
           </w:tcPr>
           <w:p>
+            <w:pPr>
+              <w:spacing w:after="0" w:before="0" w:line="317" w:lineRule="atLeast"/>
+              <w:jc w:val="center"/>
+            </w:pPr>
             <w:r>
               <w:rPr>
-                <w:rFonts w:ascii="Consolas" w:cs="Consolas" w:eastAsia="Consolas" w:hAnsi="Consolas"/>
-                <w:b w:val="false"/>
-                <w:bCs w:val="false"/>
-                <w:sz w:val="19"/>
-                <w:szCs w:val="19"/>
-                <w:shd w:fill="F3F4F5" w:val="clear"/>
+                <w:b/>
+                <w:bCs/>
+                <w:sz w:val="20"/>
+                <w:szCs w:val="20"/>
               </w:rPr>
-              <w:t xml:space="preserve">**bold**</w:t>
+              <w:t xml:space="preserve">Important</w:t>
             </w:r>
           </w:p>
         </w:tc>
@@ -439,14 +596,18 @@
             </w:tcMar>
           </w:tcPr>
           <w:p>
+            <w:pPr>
+              <w:spacing w:after="0" w:before="0" w:line="317" w:lineRule="atLeast"/>
+              <w:jc w:val="right"/>
+            </w:pPr>
             <w:r>
               <w:rPr>
-                <w:b/>
-                <w:bCs/>
+                <w:b w:val="false"/>
+                <w:bCs w:val="false"/>
                 <w:sz w:val="20"/>
                 <w:szCs w:val="20"/>
               </w:rPr>
-              <w:t xml:space="preserve">Bold</w:t>
+              <w:t xml:space="preserve">Ready</w:t>
             </w:r>
           </w:p>
         </w:tc>
@@ -467,6 +628,10 @@
             </w:tcMar>
           </w:tcPr>
           <w:p>
+            <w:pPr>
+              <w:spacing w:after="0" w:before="0" w:line="317" w:lineRule="atLeast"/>
+              <w:jc w:val="left"/>
+            </w:pPr>
             <w:r>
               <w:rPr>
                 <w:b w:val="false"/>
@@ -474,7 +639,7 @@
                 <w:sz w:val="20"/>
                 <w:szCs w:val="20"/>
               </w:rPr>
-              <w:t xml:space="preserve">Inline equations</w:t>
+              <w:t xml:space="preserve">Inline code</w:t>
             </w:r>
           </w:p>
         </w:tc>
@@ -489,6 +654,10 @@
             </w:tcMar>
           </w:tcPr>
           <w:p>
+            <w:pPr>
+              <w:spacing w:after="0" w:before="0" w:line="317" w:lineRule="atLeast"/>
+              <w:jc w:val="center"/>
+            </w:pPr>
             <w:r>
               <w:rPr>
                 <w:rFonts w:ascii="Consolas" w:cs="Consolas" w:eastAsia="Consolas" w:hAnsi="Consolas"/>
@@ -498,7 +667,7 @@
                 <w:szCs w:val="19"/>
                 <w:shd w:fill="F3F4F5" w:val="clear"/>
               </w:rPr>
-              <w:t xml:space="preserve">$a^2+b^2=c^2$</w:t>
+              <w:t xml:space="preserve">print("Hello")</w:t>
             </w:r>
           </w:p>
         </w:tc>
@@ -513,10 +682,72 @@
             </w:tcMar>
           </w:tcPr>
           <w:p>
+            <w:pPr>
+              <w:spacing w:after="0" w:before="0" w:line="317" w:lineRule="atLeast"/>
+              <w:jc w:val="right"/>
+            </w:pPr>
+            <w:r>
+              <w:rPr>
+                <w:b w:val="false"/>
+                <w:bCs w:val="false"/>
+                <w:sz w:val="20"/>
+                <w:szCs w:val="20"/>
+              </w:rPr>
+              <w:t xml:space="preserve">Ready</w:t>
+            </w:r>
+          </w:p>
+        </w:tc>
+      </w:tr>
+      <w:tr>
+        <w:trPr>
+          <w:cantSplit/>
+          <w:tblHeader w:val="false"/>
+        </w:trPr>
+        <w:tc>
+          <w:tcPr>
+            <w:tcW w:type="dxa" w:w="3401"/>
+            <w:tcMar>
+              <w:top w:type="dxa" w:w="80"/>
+              <w:left w:type="dxa" w:w="100"/>
+              <w:bottom w:type="dxa" w:w="80"/>
+              <w:right w:type="dxa" w:w="100"/>
+            </w:tcMar>
+          </w:tcPr>
+          <w:p>
+            <w:pPr>
+              <w:spacing w:after="0" w:before="0" w:line="317" w:lineRule="atLeast"/>
+              <w:jc w:val="left"/>
+            </w:pPr>
+            <w:r>
+              <w:rPr>
+                <w:b w:val="false"/>
+                <w:bCs w:val="false"/>
+                <w:sz w:val="20"/>
+                <w:szCs w:val="20"/>
+              </w:rPr>
+              <w:t xml:space="preserve">Mathematics</w:t>
+            </w:r>
+          </w:p>
+        </w:tc>
+        <w:tc>
+          <w:tcPr>
+            <w:tcW w:type="dxa" w:w="3401"/>
+            <w:tcMar>
+              <w:top w:type="dxa" w:w="80"/>
+              <w:left w:type="dxa" w:w="100"/>
+              <w:bottom w:type="dxa" w:w="80"/>
+              <w:right w:type="dxa" w:w="100"/>
+            </w:tcMar>
+          </w:tcPr>
+          <w:p>
+            <w:pPr>
+              <w:spacing w:after="0" w:before="0" w:line="317" w:lineRule="atLeast"/>
+              <w:jc w:val="center"/>
+            </w:pPr>
             <w:r>
               <w:drawing>
                 <wp:inline distT="0" distB="0" distL="0" distR="0">
-                  <wp:extent cx="857250" cy="200025"/>
+                  <wp:extent cx="781050" cy="171450"/>
                   <wp:effectExtent t="0" r="0" b="0" l="0"/>
                   <wp:docPr id="1" name="Document image" descr="a2+b2=c2a^2+b^2=c^2a2+b2=c2" title="Diagram or equation"/>
                   <wp:cNvGraphicFramePr>
@@ -541,7 +772,7 @@
                         <pic:spPr bwMode="auto">
                           <a:xfrm>
                             <a:off x="0" y="0"/>
-                            <a:ext cx="857250" cy="200025"/>
+                            <a:ext cx="781050" cy="171450"/>
                           </a:xfrm>
                           <a:prstGeom prst="rect">
                             <a:avLst/>
@@ -552,6 +783,32 @@
                   </a:graphic>
                 </wp:inline>
               </w:drawing>
+            </w:r>
+          </w:p>
+        </w:tc>
+        <w:tc>
+          <w:tcPr>
+            <w:tcW w:type="dxa" w:w="3401"/>
+            <w:tcMar>
+              <w:top w:type="dxa" w:w="80"/>
+              <w:left w:type="dxa" w:w="100"/>
+              <w:bottom w:type="dxa" w:w="80"/>
+              <w:right w:type="dxa" w:w="100"/>
+            </w:tcMar>
+          </w:tcPr>
+          <w:p>
+            <w:pPr>
+              <w:spacing w:after="0" w:before="0" w:line="317" w:lineRule="atLeast"/>
+              <w:jc w:val="right"/>
+            </w:pPr>
+            <w:r>
+              <w:rPr>
+                <w:b w:val="false"/>
+                <w:bCs w:val="false"/>
+                <w:sz w:val="20"/>
+                <w:szCs w:val="20"/>
+              </w:rPr>
+              <w:t xml:space="preserve">Ready</w:t>
             </w:r>
           </w:p>
         </w:tc>
@@ -572,6 +829,10 @@
             </w:tcMar>
           </w:tcPr>
           <w:p>
+            <w:pPr>
+              <w:spacing w:after="0" w:before="0" w:line="317" w:lineRule="atLeast"/>
+              <w:jc w:val="left"/>
+            </w:pPr>
             <w:r>
               <w:rPr>
                 <w:b w:val="false"/>
@@ -579,7 +840,7 @@
                 <w:sz w:val="20"/>
                 <w:szCs w:val="20"/>
               </w:rPr>
-              <w:t xml:space="preserve">Task lists</w:t>
+              <w:t xml:space="preserve">Navigation</w:t>
             </w:r>
           </w:p>
         </w:tc>
@@ -594,17 +855,21 @@
             </w:tcMar>
           </w:tcPr>
           <w:p>
-            <w:r>
-              <w:rPr>
-                <w:rFonts w:ascii="Consolas" w:cs="Consolas" w:eastAsia="Consolas" w:hAnsi="Consolas"/>
-                <w:b w:val="false"/>
-                <w:bCs w:val="false"/>
-                <w:sz w:val="19"/>
-                <w:szCs w:val="19"/>
-                <w:shd w:fill="F3F4F5" w:val="clear"/>
-              </w:rPr>
-              <w:t xml:space="preserve">- [x] Done</w:t>
-            </w:r>
+            <w:pPr>
+              <w:spacing w:after="0" w:before="0" w:line="317" w:lineRule="atLeast"/>
+              <w:jc w:val="center"/>
+            </w:pPr>
+            <w:hyperlink w:history="1" w:anchor="section_11">
+              <w:r>
+                <w:rPr>
+                  <w:b w:val="false"/>
+                  <w:bCs w:val="false"/>
+                  <w:sz w:val="20"/>
+                  <w:szCs w:val="20"/>
+                </w:rPr>
+                <w:t xml:space="preserve">Jump to diagrams</w:t>
+              </w:r>
+            </w:hyperlink>
           </w:p>
         </w:tc>
         <w:tc>
@@ -618,6 +883,10 @@
             </w:tcMar>
           </w:tcPr>
           <w:p>
+            <w:pPr>
+              <w:spacing w:after="0" w:before="0" w:line="317" w:lineRule="atLeast"/>
+              <w:jc w:val="right"/>
+            </w:pPr>
             <w:r>
               <w:rPr>
                 <w:b w:val="false"/>
@@ -625,7 +894,7 @@
                 <w:sz w:val="20"/>
                 <w:szCs w:val="20"/>
               </w:rPr>
-              <w:t xml:space="preserve">Completed</w:t>
+              <w:t xml:space="preserve">Ready</w:t>
             </w:r>
           </w:p>
         </w:tc>
@@ -633,7 +902,7 @@
     </w:tbl>
     <w:p>
       <w:pPr>
-        <w:spacing w:after="60"/>
+        <w:spacing w:after="60" w:before="0" w:line="20"/>
       </w:pPr>
     </w:p>
     <w:p>
@@ -641,17 +910,22 @@
         <w:pStyle w:val="Heading2"/>
         <w:keepNext/>
       </w:pPr>
-      <w:bookmarkStart w:name="section_4" w:id="1"/>
+      <w:bookmarkStart w:name="section_7" w:id="1"/>
       <w:r>
         <w:t xml:space="preserve">Code</w:t>
       </w:r>
       <w:bookmarkEnd w:id="1"/>
     </w:p>
     <w:p>
-      <w:pPr>
-        <w:keepLines w:val="false"/>
+      <w:r>
+        <w:t xml:space="preserve">Language-tagged blocks highlight syntax while preserving indentation and line breaks.</w:t>
+      </w:r>
+    </w:p>
+    <w:p>
+      <w:pPr>
+        <w:keepLines/>
         <w:shd w:fill="F3F4F5" w:val="clear"/>
-        <w:spacing w:after="120" w:before="120"/>
+        <w:spacing w:after="120" w:before="120" w:line="299" w:lineRule="atLeast"/>
       </w:pPr>
       <w:r>
         <w:rPr>
@@ -661,7 +935,7 @@
           <w:szCs w:val="19"/>
           <w:shd w:fill="F3F4F5" w:val="clear"/>
         </w:rPr>
-        <w:t xml:space="preserve">function</w:t>
+        <w:t xml:space="preserve">def</w:t>
       </w:r>
       <w:r>
         <w:rPr>
@@ -680,7 +954,7 @@
           <w:szCs w:val="19"/>
           <w:shd w:fill="F3F4F5" w:val="clear"/>
         </w:rPr>
-        <w:t xml:space="preserve">makeDocument</w:t>
+        <w:t xml:space="preserve">reading_time</w:t>
       </w:r>
       <w:r>
         <w:rPr>
@@ -698,16 +972,303 @@
           <w:szCs w:val="19"/>
           <w:shd w:fill="F3F4F5" w:val="clear"/>
         </w:rPr>
-        <w:t xml:space="preserve">markdown</w:t>
-      </w:r>
-      <w:r>
-        <w:rPr>
-          <w:rFonts w:ascii="Consolas" w:cs="Consolas" w:eastAsia="Consolas" w:hAnsi="Consolas"/>
-          <w:sz w:val="19"/>
-          <w:szCs w:val="19"/>
-          <w:shd w:fill="F3F4F5" w:val="clear"/>
-        </w:rPr>
-        <w:t xml:space="preserve">) {</w:t>
+        <w:t xml:space="preserve">words, words_per_minute=</w:t>
+      </w:r>
+      <w:r>
+        <w:rPr>
+          <w:rFonts w:ascii="Consolas" w:cs="Consolas" w:eastAsia="Consolas" w:hAnsi="Consolas"/>
+          <w:color w:val="984A0B"/>
+          <w:sz w:val="19"/>
+          <w:szCs w:val="19"/>
+          <w:shd w:fill="F3F4F5" w:val="clear"/>
+        </w:rPr>
+        <w:t xml:space="preserve">200</w:t>
+      </w:r>
+      <w:r>
+        <w:rPr>
+          <w:rFonts w:ascii="Consolas" w:cs="Consolas" w:eastAsia="Consolas" w:hAnsi="Consolas"/>
+          <w:sz w:val="19"/>
+          <w:szCs w:val="19"/>
+          <w:shd w:fill="F3F4F5" w:val="clear"/>
+        </w:rPr>
+        <w:t xml:space="preserve">):</w:t>
+      </w:r>
+      <w:r>
+        <w:rPr>
+          <w:rFonts w:ascii="Consolas" w:cs="Consolas" w:eastAsia="Consolas" w:hAnsi="Consolas"/>
+          <w:sz w:val="19"/>
+          <w:szCs w:val="19"/>
+          <w:shd w:fill="F3F4F5" w:val="clear"/>
+        </w:rPr>
+        <w:br/>
+        <w:t xml:space="preserve">    </w:t>
+      </w:r>
+      <w:r>
+        <w:rPr>
+          <w:rFonts w:ascii="Consolas" w:cs="Consolas" w:eastAsia="Consolas" w:hAnsi="Consolas"/>
+          <w:color w:val="555E55"/>
+          <w:sz w:val="19"/>
+          <w:szCs w:val="19"/>
+          <w:shd w:fill="F3F4F5" w:val="clear"/>
+        </w:rPr>
+        <w:t xml:space="preserve"># A small estimate for your next article.</w:t>
+      </w:r>
+      <w:r>
+        <w:rPr>
+          <w:rFonts w:ascii="Consolas" w:cs="Consolas" w:eastAsia="Consolas" w:hAnsi="Consolas"/>
+          <w:sz w:val="19"/>
+          <w:szCs w:val="19"/>
+          <w:shd w:fill="F3F4F5" w:val="clear"/>
+        </w:rPr>
+        <w:t xml:space="preserve"/>
+      </w:r>
+      <w:r>
+        <w:rPr>
+          <w:rFonts w:ascii="Consolas" w:cs="Consolas" w:eastAsia="Consolas" w:hAnsi="Consolas"/>
+          <w:sz w:val="19"/>
+          <w:szCs w:val="19"/>
+          <w:shd w:fill="F3F4F5" w:val="clear"/>
+        </w:rPr>
+        <w:br/>
+        <w:t xml:space="preserve">    minutes = words / words_per_minute</w:t>
+      </w:r>
+      <w:r>
+        <w:rPr>
+          <w:rFonts w:ascii="Consolas" w:cs="Consolas" w:eastAsia="Consolas" w:hAnsi="Consolas"/>
+          <w:sz w:val="19"/>
+          <w:szCs w:val="19"/>
+          <w:shd w:fill="F3F4F5" w:val="clear"/>
+        </w:rPr>
+        <w:br/>
+        <w:t xml:space="preserve">    </w:t>
+      </w:r>
+      <w:r>
+        <w:rPr>
+          <w:rFonts w:ascii="Consolas" w:cs="Consolas" w:eastAsia="Consolas" w:hAnsi="Consolas"/>
+          <w:color w:val="7B219C"/>
+          <w:sz w:val="19"/>
+          <w:szCs w:val="19"/>
+          <w:shd w:fill="F3F4F5" w:val="clear"/>
+        </w:rPr>
+        <w:t xml:space="preserve">return</w:t>
+      </w:r>
+      <w:r>
+        <w:rPr>
+          <w:rFonts w:ascii="Consolas" w:cs="Consolas" w:eastAsia="Consolas" w:hAnsi="Consolas"/>
+          <w:sz w:val="19"/>
+          <w:szCs w:val="19"/>
+          <w:shd w:fill="F3F4F5" w:val="clear"/>
+        </w:rPr>
+        <w:t xml:space="preserve"> </w:t>
+      </w:r>
+      <w:r>
+        <w:rPr>
+          <w:rFonts w:ascii="Consolas" w:cs="Consolas" w:eastAsia="Consolas" w:hAnsi="Consolas"/>
+          <w:color w:val="984A0B"/>
+          <w:sz w:val="19"/>
+          <w:szCs w:val="19"/>
+          <w:shd w:fill="F3F4F5" w:val="clear"/>
+        </w:rPr>
+        <w:t xml:space="preserve">max</w:t>
+      </w:r>
+      <w:r>
+        <w:rPr>
+          <w:rFonts w:ascii="Consolas" w:cs="Consolas" w:eastAsia="Consolas" w:hAnsi="Consolas"/>
+          <w:sz w:val="19"/>
+          <w:szCs w:val="19"/>
+          <w:shd w:fill="F3F4F5" w:val="clear"/>
+        </w:rPr>
+        <w:t xml:space="preserve">(</w:t>
+      </w:r>
+      <w:r>
+        <w:rPr>
+          <w:rFonts w:ascii="Consolas" w:cs="Consolas" w:eastAsia="Consolas" w:hAnsi="Consolas"/>
+          <w:color w:val="984A0B"/>
+          <w:sz w:val="19"/>
+          <w:szCs w:val="19"/>
+          <w:shd w:fill="F3F4F5" w:val="clear"/>
+        </w:rPr>
+        <w:t xml:space="preserve">1</w:t>
+      </w:r>
+      <w:r>
+        <w:rPr>
+          <w:rFonts w:ascii="Consolas" w:cs="Consolas" w:eastAsia="Consolas" w:hAnsi="Consolas"/>
+          <w:sz w:val="19"/>
+          <w:szCs w:val="19"/>
+          <w:shd w:fill="F3F4F5" w:val="clear"/>
+        </w:rPr>
+        <w:t xml:space="preserve">, </w:t>
+      </w:r>
+      <w:r>
+        <w:rPr>
+          <w:rFonts w:ascii="Consolas" w:cs="Consolas" w:eastAsia="Consolas" w:hAnsi="Consolas"/>
+          <w:color w:val="984A0B"/>
+          <w:sz w:val="19"/>
+          <w:szCs w:val="19"/>
+          <w:shd w:fill="F3F4F5" w:val="clear"/>
+        </w:rPr>
+        <w:t xml:space="preserve">round</w:t>
+      </w:r>
+      <w:r>
+        <w:rPr>
+          <w:rFonts w:ascii="Consolas" w:cs="Consolas" w:eastAsia="Consolas" w:hAnsi="Consolas"/>
+          <w:sz w:val="19"/>
+          <w:szCs w:val="19"/>
+          <w:shd w:fill="F3F4F5" w:val="clear"/>
+        </w:rPr>
+        <w:t xml:space="preserve">(minutes))</w:t>
+      </w:r>
+      <w:r>
+        <w:rPr>
+          <w:rFonts w:ascii="Consolas" w:cs="Consolas" w:eastAsia="Consolas" w:hAnsi="Consolas"/>
+          <w:sz w:val="19"/>
+          <w:szCs w:val="19"/>
+          <w:shd w:fill="F3F4F5" w:val="clear"/>
+        </w:rPr>
+        <w:br/>
+        <w:t xml:space="preserve"/>
+      </w:r>
+      <w:r>
+        <w:rPr>
+          <w:rFonts w:ascii="Consolas" w:cs="Consolas" w:eastAsia="Consolas" w:hAnsi="Consolas"/>
+          <w:sz w:val="19"/>
+          <w:szCs w:val="19"/>
+          <w:shd w:fill="F3F4F5" w:val="clear"/>
+        </w:rPr>
+        <w:br/>
+        <w:t xml:space="preserve"/>
+      </w:r>
+      <w:r>
+        <w:rPr>
+          <w:rFonts w:ascii="Consolas" w:cs="Consolas" w:eastAsia="Consolas" w:hAnsi="Consolas"/>
+          <w:color w:val="984A0B"/>
+          <w:sz w:val="19"/>
+          <w:szCs w:val="19"/>
+          <w:shd w:fill="F3F4F5" w:val="clear"/>
+        </w:rPr>
+        <w:t xml:space="preserve">print</w:t>
+      </w:r>
+      <w:r>
+        <w:rPr>
+          <w:rFonts w:ascii="Consolas" w:cs="Consolas" w:eastAsia="Consolas" w:hAnsi="Consolas"/>
+          <w:sz w:val="19"/>
+          <w:szCs w:val="19"/>
+          <w:shd w:fill="F3F4F5" w:val="clear"/>
+        </w:rPr>
+        <w:t xml:space="preserve">(</w:t>
+      </w:r>
+      <w:r>
+        <w:rPr>
+          <w:rFonts w:ascii="Consolas" w:cs="Consolas" w:eastAsia="Consolas" w:hAnsi="Consolas"/>
+          <w:color w:val="225D2B"/>
+          <w:sz w:val="19"/>
+          <w:szCs w:val="19"/>
+          <w:shd w:fill="F3F4F5" w:val="clear"/>
+        </w:rPr>
+        <w:t xml:space="preserve">f"About </w:t>
+      </w:r>
+      <w:r>
+        <w:rPr>
+          <w:rFonts w:ascii="Consolas" w:cs="Consolas" w:eastAsia="Consolas" w:hAnsi="Consolas"/>
+          <w:color w:val="225D2B"/>
+          <w:sz w:val="19"/>
+          <w:szCs w:val="19"/>
+          <w:shd w:fill="F3F4F5" w:val="clear"/>
+        </w:rPr>
+        <w:t xml:space="preserve">{reading_time(</w:t>
+      </w:r>
+      <w:r>
+        <w:rPr>
+          <w:rFonts w:ascii="Consolas" w:cs="Consolas" w:eastAsia="Consolas" w:hAnsi="Consolas"/>
+          <w:color w:val="984A0B"/>
+          <w:sz w:val="19"/>
+          <w:szCs w:val="19"/>
+          <w:shd w:fill="F3F4F5" w:val="clear"/>
+        </w:rPr>
+        <w:t xml:space="preserve">1200</w:t>
+      </w:r>
+      <w:r>
+        <w:rPr>
+          <w:rFonts w:ascii="Consolas" w:cs="Consolas" w:eastAsia="Consolas" w:hAnsi="Consolas"/>
+          <w:color w:val="225D2B"/>
+          <w:sz w:val="19"/>
+          <w:szCs w:val="19"/>
+          <w:shd w:fill="F3F4F5" w:val="clear"/>
+        </w:rPr>
+        <w:t xml:space="preserve">)}</w:t>
+      </w:r>
+      <w:r>
+        <w:rPr>
+          <w:rFonts w:ascii="Consolas" w:cs="Consolas" w:eastAsia="Consolas" w:hAnsi="Consolas"/>
+          <w:color w:val="225D2B"/>
+          <w:sz w:val="19"/>
+          <w:szCs w:val="19"/>
+          <w:shd w:fill="F3F4F5" w:val="clear"/>
+        </w:rPr>
+        <w:t xml:space="preserve"> minutes to read"</w:t>
+      </w:r>
+      <w:r>
+        <w:rPr>
+          <w:rFonts w:ascii="Consolas" w:cs="Consolas" w:eastAsia="Consolas" w:hAnsi="Consolas"/>
+          <w:sz w:val="19"/>
+          <w:szCs w:val="19"/>
+          <w:shd w:fill="F3F4F5" w:val="clear"/>
+        </w:rPr>
+        <w:t xml:space="preserve">)</w:t>
+      </w:r>
+      <w:r>
+        <w:rPr>
+          <w:rFonts w:ascii="Consolas" w:cs="Consolas" w:eastAsia="Consolas" w:hAnsi="Consolas"/>
+          <w:sz w:val="19"/>
+          <w:szCs w:val="19"/>
+          <w:shd w:fill="F3F4F5" w:val="clear"/>
+        </w:rPr>
+        <w:br/>
+        <w:t xml:space="preserve"/>
+      </w:r>
+    </w:p>
+    <w:p>
+      <w:pPr>
+        <w:keepLines/>
+        <w:shd w:fill="F3F4F5" w:val="clear"/>
+        <w:spacing w:after="120" w:before="120" w:line="299" w:lineRule="atLeast"/>
+      </w:pPr>
+      <w:r>
+        <w:rPr>
+          <w:rFonts w:ascii="Consolas" w:cs="Consolas" w:eastAsia="Consolas" w:hAnsi="Consolas"/>
+          <w:color w:val="7B219C"/>
+          <w:sz w:val="19"/>
+          <w:szCs w:val="19"/>
+          <w:shd w:fill="F3F4F5" w:val="clear"/>
+        </w:rPr>
+        <w:t xml:space="preserve">const</w:t>
+      </w:r>
+      <w:r>
+        <w:rPr>
+          <w:rFonts w:ascii="Consolas" w:cs="Consolas" w:eastAsia="Consolas" w:hAnsi="Consolas"/>
+          <w:sz w:val="19"/>
+          <w:szCs w:val="19"/>
+          <w:shd w:fill="F3F4F5" w:val="clear"/>
+        </w:rPr>
+        <w:t xml:space="preserve"> </w:t>
+      </w:r>
+      <w:r>
+        <w:rPr>
+          <w:rFonts w:ascii="Consolas" w:cs="Consolas" w:eastAsia="Consolas" w:hAnsi="Consolas"/>
+          <w:sz w:val="19"/>
+          <w:szCs w:val="19"/>
+          <w:shd w:fill="F3F4F5" w:val="clear"/>
+        </w:rPr>
+        <w:t xml:space="preserve">document</w:t>
+      </w:r>
+      <w:r>
+        <w:rPr>
+          <w:rFonts w:ascii="Consolas" w:cs="Consolas" w:eastAsia="Consolas" w:hAnsi="Consolas"/>
+          <w:sz w:val="19"/>
+          <w:szCs w:val="19"/>
+          <w:shd w:fill="F3F4F5" w:val="clear"/>
+        </w:rPr>
+        <w:t xml:space="preserve"> = {</w:t>
       </w:r>
       <w:r>
         <w:rPr>
@@ -722,21 +1283,20 @@
       <w:r>
         <w:rPr>
           <w:rFonts w:ascii="Consolas" w:cs="Consolas" w:eastAsia="Consolas" w:hAnsi="Consolas"/>
-          <w:color w:val="7B219C"/>
-          <w:sz w:val="19"/>
-          <w:szCs w:val="19"/>
-          <w:shd w:fill="F3F4F5" w:val="clear"/>
-        </w:rPr>
-        <w:t xml:space="preserve">const</w:t>
-      </w:r>
-      <w:r>
-        <w:rPr>
-          <w:rFonts w:ascii="Consolas" w:cs="Consolas" w:eastAsia="Consolas" w:hAnsi="Consolas"/>
-          <w:sz w:val="19"/>
-          <w:szCs w:val="19"/>
-          <w:shd w:fill="F3F4F5" w:val="clear"/>
-        </w:rPr>
-        <w:t xml:space="preserve"> steps = [</w:t>
+          <w:sz w:val="19"/>
+          <w:szCs w:val="19"/>
+          <w:shd w:fill="F3F4F5" w:val="clear"/>
+        </w:rPr>
+        <w:t xml:space="preserve">title</w:t>
+      </w:r>
+      <w:r>
+        <w:rPr>
+          <w:rFonts w:ascii="Consolas" w:cs="Consolas" w:eastAsia="Consolas" w:hAnsi="Consolas"/>
+          <w:sz w:val="19"/>
+          <w:szCs w:val="19"/>
+          <w:shd w:fill="F3F4F5" w:val="clear"/>
+        </w:rPr>
+        <w:t xml:space="preserve">: </w:t>
       </w:r>
       <w:r>
         <w:rPr>
@@ -746,54 +1306,16 @@
           <w:szCs w:val="19"/>
           <w:shd w:fill="F3F4F5" w:val="clear"/>
         </w:rPr>
-        <w:t xml:space="preserve">'Paste'</w:t>
-      </w:r>
-      <w:r>
-        <w:rPr>
-          <w:rFonts w:ascii="Consolas" w:cs="Consolas" w:eastAsia="Consolas" w:hAnsi="Consolas"/>
-          <w:sz w:val="19"/>
-          <w:szCs w:val="19"/>
-          <w:shd w:fill="F3F4F5" w:val="clear"/>
-        </w:rPr>
-        <w:t xml:space="preserve">, </w:t>
-      </w:r>
-      <w:r>
-        <w:rPr>
-          <w:rFonts w:ascii="Consolas" w:cs="Consolas" w:eastAsia="Consolas" w:hAnsi="Consolas"/>
-          <w:color w:val="225D2B"/>
-          <w:sz w:val="19"/>
-          <w:szCs w:val="19"/>
-          <w:shd w:fill="F3F4F5" w:val="clear"/>
-        </w:rPr>
-        <w:t xml:space="preserve">'Preview'</w:t>
-      </w:r>
-      <w:r>
-        <w:rPr>
-          <w:rFonts w:ascii="Consolas" w:cs="Consolas" w:eastAsia="Consolas" w:hAnsi="Consolas"/>
-          <w:sz w:val="19"/>
-          <w:szCs w:val="19"/>
-          <w:shd w:fill="F3F4F5" w:val="clear"/>
-        </w:rPr>
-        <w:t xml:space="preserve">, </w:t>
-      </w:r>
-      <w:r>
-        <w:rPr>
-          <w:rFonts w:ascii="Consolas" w:cs="Consolas" w:eastAsia="Consolas" w:hAnsi="Consolas"/>
-          <w:color w:val="225D2B"/>
-          <w:sz w:val="19"/>
-          <w:szCs w:val="19"/>
-          <w:shd w:fill="F3F4F5" w:val="clear"/>
-        </w:rPr>
-        <w:t xml:space="preserve">'Print'</w:t>
-      </w:r>
-      <w:r>
-        <w:rPr>
-          <w:rFonts w:ascii="Consolas" w:cs="Consolas" w:eastAsia="Consolas" w:hAnsi="Consolas"/>
-          <w:sz w:val="19"/>
-          <w:szCs w:val="19"/>
-          <w:shd w:fill="F3F4F5" w:val="clear"/>
-        </w:rPr>
-        <w:t xml:space="preserve">];</w:t>
+        <w:t xml:space="preserve">"Ideas worth sharing"</w:t>
+      </w:r>
+      <w:r>
+        <w:rPr>
+          <w:rFonts w:ascii="Consolas" w:cs="Consolas" w:eastAsia="Consolas" w:hAnsi="Consolas"/>
+          <w:sz w:val="19"/>
+          <w:szCs w:val="19"/>
+          <w:shd w:fill="F3F4F5" w:val="clear"/>
+        </w:rPr>
+        <w:t xml:space="preserve">,</w:t>
       </w:r>
       <w:r>
         <w:rPr>
@@ -808,21 +1330,105 @@
       <w:r>
         <w:rPr>
           <w:rFonts w:ascii="Consolas" w:cs="Consolas" w:eastAsia="Consolas" w:hAnsi="Consolas"/>
+          <w:sz w:val="19"/>
+          <w:szCs w:val="19"/>
+          <w:shd w:fill="F3F4F5" w:val="clear"/>
+        </w:rPr>
+        <w:t xml:space="preserve">formats</w:t>
+      </w:r>
+      <w:r>
+        <w:rPr>
+          <w:rFonts w:ascii="Consolas" w:cs="Consolas" w:eastAsia="Consolas" w:hAnsi="Consolas"/>
+          <w:sz w:val="19"/>
+          <w:szCs w:val="19"/>
+          <w:shd w:fill="F3F4F5" w:val="clear"/>
+        </w:rPr>
+        <w:t xml:space="preserve">: [</w:t>
+      </w:r>
+      <w:r>
+        <w:rPr>
+          <w:rFonts w:ascii="Consolas" w:cs="Consolas" w:eastAsia="Consolas" w:hAnsi="Consolas"/>
+          <w:color w:val="225D2B"/>
+          <w:sz w:val="19"/>
+          <w:szCs w:val="19"/>
+          <w:shd w:fill="F3F4F5" w:val="clear"/>
+        </w:rPr>
+        <w:t xml:space="preserve">"PDF"</w:t>
+      </w:r>
+      <w:r>
+        <w:rPr>
+          <w:rFonts w:ascii="Consolas" w:cs="Consolas" w:eastAsia="Consolas" w:hAnsi="Consolas"/>
+          <w:sz w:val="19"/>
+          <w:szCs w:val="19"/>
+          <w:shd w:fill="F3F4F5" w:val="clear"/>
+        </w:rPr>
+        <w:t xml:space="preserve">, </w:t>
+      </w:r>
+      <w:r>
+        <w:rPr>
+          <w:rFonts w:ascii="Consolas" w:cs="Consolas" w:eastAsia="Consolas" w:hAnsi="Consolas"/>
+          <w:color w:val="225D2B"/>
+          <w:sz w:val="19"/>
+          <w:szCs w:val="19"/>
+          <w:shd w:fill="F3F4F5" w:val="clear"/>
+        </w:rPr>
+        <w:t xml:space="preserve">"Word"</w:t>
+      </w:r>
+      <w:r>
+        <w:rPr>
+          <w:rFonts w:ascii="Consolas" w:cs="Consolas" w:eastAsia="Consolas" w:hAnsi="Consolas"/>
+          <w:sz w:val="19"/>
+          <w:szCs w:val="19"/>
+          <w:shd w:fill="F3F4F5" w:val="clear"/>
+        </w:rPr>
+        <w:t xml:space="preserve">],</w:t>
+      </w:r>
+      <w:r>
+        <w:rPr>
+          <w:rFonts w:ascii="Consolas" w:cs="Consolas" w:eastAsia="Consolas" w:hAnsi="Consolas"/>
+          <w:sz w:val="19"/>
+          <w:szCs w:val="19"/>
+          <w:shd w:fill="F3F4F5" w:val="clear"/>
+        </w:rPr>
+        <w:br/>
+        <w:t xml:space="preserve">  </w:t>
+      </w:r>
+      <w:r>
+        <w:rPr>
+          <w:rFonts w:ascii="Consolas" w:cs="Consolas" w:eastAsia="Consolas" w:hAnsi="Consolas"/>
+          <w:sz w:val="19"/>
+          <w:szCs w:val="19"/>
+          <w:shd w:fill="F3F4F5" w:val="clear"/>
+        </w:rPr>
+        <w:t xml:space="preserve">ready</w:t>
+      </w:r>
+      <w:r>
+        <w:rPr>
+          <w:rFonts w:ascii="Consolas" w:cs="Consolas" w:eastAsia="Consolas" w:hAnsi="Consolas"/>
+          <w:sz w:val="19"/>
+          <w:szCs w:val="19"/>
+          <w:shd w:fill="F3F4F5" w:val="clear"/>
+        </w:rPr>
+        <w:t xml:space="preserve">: </w:t>
+      </w:r>
+      <w:r>
+        <w:rPr>
+          <w:rFonts w:ascii="Consolas" w:cs="Consolas" w:eastAsia="Consolas" w:hAnsi="Consolas"/>
           <w:color w:val="7B219C"/>
           <w:sz w:val="19"/>
           <w:szCs w:val="19"/>
           <w:shd w:fill="F3F4F5" w:val="clear"/>
         </w:rPr>
-        <w:t xml:space="preserve">return</w:t>
-      </w:r>
-      <w:r>
-        <w:rPr>
-          <w:rFonts w:ascii="Consolas" w:cs="Consolas" w:eastAsia="Consolas" w:hAnsi="Consolas"/>
-          <w:sz w:val="19"/>
-          <w:szCs w:val="19"/>
-          <w:shd w:fill="F3F4F5" w:val="clear"/>
-        </w:rPr>
-        <w:t xml:space="preserve"> { markdown, steps };</w:t>
+        <w:t xml:space="preserve">true</w:t>
+      </w:r>
+      <w:r>
+        <w:rPr>
+          <w:rFonts w:ascii="Consolas" w:cs="Consolas" w:eastAsia="Consolas" w:hAnsi="Consolas"/>
+          <w:sz w:val="19"/>
+          <w:szCs w:val="19"/>
+          <w:shd w:fill="F3F4F5" w:val="clear"/>
+        </w:rPr>
+        <w:t xml:space="preserve">,</w:t>
       </w:r>
       <w:r>
         <w:rPr>
@@ -832,7 +1438,7 @@
           <w:shd w:fill="F3F4F5" w:val="clear"/>
         </w:rPr>
         <w:br/>
-        <w:t xml:space="preserve">}</w:t>
+        <w:t xml:space="preserve">};</w:t>
       </w:r>
       <w:r>
         <w:rPr>
@@ -847,7 +1453,7 @@
     </w:p>
     <w:p>
       <w:r>
-        <w:t xml:space="preserve">Code stays selectable in your PDF. Long lines wrap to fit the page.</w:t>
+        <w:t xml:space="preserve">Code remains selectable in PDF and editable in Word. Use short, readable lines when practical.</w:t>
       </w:r>
     </w:p>
     <w:p>
@@ -855,7 +1461,7 @@
         <w:pStyle w:val="Heading2"/>
         <w:keepNext/>
       </w:pPr>
-      <w:bookmarkStart w:name="section_5" w:id="1"/>
+      <w:bookmarkStart w:name="section_8" w:id="1"/>
       <w:r>
         <w:t xml:space="preserve">Equations</w:t>
       </w:r>
@@ -863,14 +1469,14 @@
     </w:p>
     <w:p>
       <w:r>
-        <w:t xml:space="preserve">Inline math fits naturally into a sentence: </w:t>
+        <w:t xml:space="preserve">Inline notation fits into prose: </w:t>
       </w:r>
       <w:r>
         <w:drawing>
           <wp:inline distT="0" distB="0" distL="0" distR="0">
-            <wp:extent cx="704850" cy="209550"/>
+            <wp:extent cx="647700" cy="200025"/>
             <wp:effectExtent t="0" r="0" b="0" l="0"/>
-            <wp:docPr id="1" name="Document image" descr="E=mc2E = mc^2E=mc2" title="Diagram or equation"/>
+            <wp:docPr id="1" name="Document image" descr="E=mc2E=mc^2E=mc2" title="Diagram or equation"/>
             <wp:cNvGraphicFramePr>
               <a:graphicFrameLocks xmlns:a="http://schemas.openxmlformats.org/drawingml/2006/main" noChangeAspect="1"/>
             </wp:cNvGraphicFramePr>
@@ -893,7 +1499,7 @@
                   <pic:spPr bwMode="auto">
                     <a:xfrm>
                       <a:off x="0" y="0"/>
-                      <a:ext cx="704850" cy="209550"/>
+                      <a:ext cx="647700" cy="200025"/>
                     </a:xfrm>
                     <a:prstGeom prst="rect">
                       <a:avLst/>
@@ -906,37 +1512,14 @@
         </w:drawing>
       </w:r>
       <w:r>
-        <w:t xml:space="preserve">. Escaped currency stays literal: </w:t>
-      </w:r>
-      <w:r>
-        <w:t xml:space="preserve">$</w:t>
-      </w:r>
-      <w:r>
-        <w:t xml:space="preserve">25 and </w:t>
-      </w:r>
-      <w:r>
-        <w:t xml:space="preserve">$</w:t>
-      </w:r>
-      <w:r>
-        <w:t xml:space="preserve">50.</w:t>
-      </w:r>
-    </w:p>
-    <w:p>
-      <w:r>
-        <w:t xml:space="preserve">Display equations have space of their own:</w:t>
-      </w:r>
-    </w:p>
-    <w:p>
-      <w:pPr>
-        <w:keepLines/>
-        <w:jc w:val="center"/>
-      </w:pPr>
+        <w:t xml:space="preserve"> and </w:t>
+      </w:r>
       <w:r>
         <w:drawing>
           <wp:inline distT="0" distB="0" distL="0" distR="0">
-            <wp:extent cx="4981575" cy="419100"/>
+            <wp:extent cx="1381125" cy="200025"/>
             <wp:effectExtent t="0" r="0" b="0" l="0"/>
-            <wp:docPr id="1" name="Document image" descr="x=−b±b2−4ac2ax = \frac{-b \pm \sqrt{b^2 - 4ac}}{2a}x=2a−b±b2−4ac​​" title="Diagram or equation"/>
+            <wp:docPr id="1" name="Document image" descr="P(A∣B)=P(A∩B)P(B)P(A\mid B)=\frac{P(A\cap B)}{P(B)}P(A∣B)=P(B)P(A∩B)​" title="Diagram or equation"/>
             <wp:cNvGraphicFramePr>
               <a:graphicFrameLocks xmlns:a="http://schemas.openxmlformats.org/drawingml/2006/main" noChangeAspect="1"/>
             </wp:cNvGraphicFramePr>
@@ -959,7 +1542,7 @@
                   <pic:spPr bwMode="auto">
                     <a:xfrm>
                       <a:off x="0" y="0"/>
-                      <a:ext cx="4981575" cy="419100"/>
+                      <a:ext cx="1381125" cy="200025"/>
                     </a:xfrm>
                     <a:prstGeom prst="rect">
                       <a:avLst/>
@@ -971,18 +1554,33 @@
           </wp:inline>
         </w:drawing>
       </w:r>
+      <w:r>
+        <w:t xml:space="preserve">.</w:t>
+      </w:r>
+    </w:p>
+    <w:p>
+      <w:pPr>
+        <w:pStyle w:val="Heading3"/>
+        <w:keepNext/>
+      </w:pPr>
+      <w:bookmarkStart w:name="section_9" w:id="1"/>
+      <w:r>
+        <w:t xml:space="preserve">A formula with room to breathe</w:t>
+      </w:r>
+      <w:bookmarkEnd w:id="1"/>
     </w:p>
     <w:p>
       <w:pPr>
         <w:keepLines/>
+        <w:spacing w:after="80" w:before="80" w:line="240"/>
         <w:jc w:val="center"/>
       </w:pPr>
       <w:r>
         <w:drawing>
           <wp:inline distT="0" distB="0" distL="0" distR="0">
-            <wp:extent cx="4981575" cy="647700"/>
+            <wp:extent cx="6477000" cy="381000"/>
             <wp:effectExtent t="0" r="0" b="0" l="0"/>
-            <wp:docPr id="1" name="Document image" descr="∇L(w)=1nXT(Xw−y)wt+1=wt−η∇L(wt)\begin{aligned} \nabla L(\mathbf{w}) &amp;= \frac{1}{n}\mathbf{X}^{\mathsf{T}}(\mathbf{Xw}-\mathbf{y}) \\ \mathbf{w}_{t+1} &amp;= \mathbf{w}_t - \eta\nabla L(\mathbf{w}_t) \end{aligned}∇L(w)wt+1​​=n1​XT(Xw−y)=wt​−η∇L(wt​)​" title="Diagram or equation"/>
+            <wp:docPr id="1" name="Document image" descr="x=−b±b2−4ac2ax = \frac{-b \pm \sqrt{b^2-4ac}}{2a}x=2a−b±b2−4ac​​" title="Diagram or equation"/>
             <wp:cNvGraphicFramePr>
               <a:graphicFrameLocks xmlns:a="http://schemas.openxmlformats.org/drawingml/2006/main" noChangeAspect="1"/>
             </wp:cNvGraphicFramePr>
@@ -1005,7 +1603,7 @@
                   <pic:spPr bwMode="auto">
                     <a:xfrm>
                       <a:off x="0" y="0"/>
-                      <a:ext cx="4981575" cy="647700"/>
+                      <a:ext cx="6477000" cy="381000"/>
                     </a:xfrm>
                     <a:prstGeom prst="rect">
                       <a:avLst/>
@@ -1020,26 +1618,27 @@
     </w:p>
     <w:p>
       <w:pPr>
-        <w:pStyle w:val="Heading2"/>
+        <w:pStyle w:val="Heading3"/>
         <w:keepNext/>
       </w:pPr>
-      <w:bookmarkStart w:name="section_6" w:id="1"/>
-      <w:r>
-        <w:t xml:space="preserve">Diagrams</w:t>
+      <w:bookmarkStart w:name="section_10" w:id="1"/>
+      <w:r>
+        <w:t xml:space="preserve">Matrices and worked steps</w:t>
       </w:r>
       <w:bookmarkEnd w:id="1"/>
     </w:p>
     <w:p>
       <w:pPr>
         <w:keepLines/>
+        <w:spacing w:after="80" w:before="80" w:line="240"/>
         <w:jc w:val="center"/>
       </w:pPr>
       <w:r>
         <w:drawing>
           <wp:inline distT="0" distB="0" distL="0" distR="0">
-            <wp:extent cx="4981575" cy="981075"/>
+            <wp:extent cx="6477000" cy="409575"/>
             <wp:effectExtent t="0" r="0" b="0" l="0"/>
-            <wp:docPr id="1" name="Document image" descr="#md-mermaid-2{font-family:&quot;trebuchet ms&quot;,verdana,arial,sans-serif;font-size:16px;fill:#000000;}@keyframes edge-animation-frame{from{stroke-dashoffset:0;}}@keyframes dash{to{stroke-dashoffset:0;}}#md-mermaid-2 .edge-animation-slow{stroke-dasharray:9,5!important;stroke-dashoffset:900;animation:dash 50s linear infinite;stroke-linecap:round;}#md-mermaid-2 .edge-animation-fast{stroke-dasharray:9,5!important;stroke-dashoffset:900;animation:dash 20s linear infinite;stroke-linecap:round;}#md-mermaid-2 .error-icon{fill:#552222;}#md-mermaid-2 .error-text{fill:#552222;stroke:#552222;}#md-mermaid-2 .edge-thickness-normal{stroke-width:1px;}#md-mermaid-2 .edge-thickness-thick{stroke-width:3.5px;}#md-mermaid-2 .edge-pattern-solid{stroke-dasharray:0;}#md-mermaid-2 .edge-thickness-invisible{stroke-width:0;fill:none;}#md-mermaid-2 .edge-pattern-dashed{stroke-dasharray:3;}#md-mermaid-2 .edge-pattern-dotted{stroke-dasharray:2;}#md-mermaid-2 .marker{fill:#666;stroke:#666;}#md-mermaid-2 .marker.cross{stroke:#666;}#md-mermaid-2 svg{font-family:&quot;trebuchet ms&quot;,verdana,arial,sans-serif;font-size:16px;}#md-mermaid-2 p{margin:0;}#md-mermaid-2 .label{font-family:&quot;trebuchet ms&quot;,verdana,arial,sans-serif;color:#000000;}#md-mermaid-2 .cluster-label text{fill:#333;}#md-mermaid-2 .cluster-label span{color:#333;}#md-mermaid-2 .cluster-label span p{background-color:transparent;}#md-mermaid-2 .label text,#md-mermaid-2 span{fill:#000000;color:#000000;}#md-mermaid-2 .node rect,#md-mermaid-2 .node circle,#md-mermaid-2 .node ellipse,#md-mermaid-2 .node polygon,#md-mermaid-2 .node path{fill:#eee;stroke:#999;stroke-width:1px;}#md-mermaid-2 .rough-node .label text,#md-mermaid-2 .node .label text,#md-mermaid-2 .image-shape .label,#md-mermaid-2 .icon-shape .label{text-anchor:middle;}#md-mermaid-2 .node .katex path{fill:#000;stroke:#000;stroke-width:1px;}#md-mermaid-2 .rough-node .label,#md-mermaid-2 .node .label,#md-mermaid-2 .image-shape .label,#md-mermaid-2 .icon-shape .label{text-align:center;}#md-mermaid-2 .node.clickable{cursor:pointer;}#md-mermaid-2 .root .anchor path{fill:#666!important;stroke-width:0;stroke:#666;}#md-mermaid-2 .arrowheadPath{fill:#333333;}#md-mermaid-2 .edgePaths .path{stroke:#666;stroke-width:1px;}#md-mermaid-2 .flowchart-link{stroke:#666;fill:none;}#md-mermaid-2 .edgeLabel{background-color:white;text-align:center;}#md-mermaid-2 .edgeLabel p{background-color:white;}#md-mermaid-2 .edgeLabel rect{opacity:0.5;background-color:white;fill:white;}#md-mermaid-2 .labelBkg{background-color:rgba(255, 255, 255, 0.5);}#md-mermaid-2 .cluster rect{fill:hsl(0, 0%, 98.9215686275%);stroke:#707070;stroke-width:1px;}#md-mermaid-2 .cluster text{fill:#333;}#md-mermaid-2 .cluster span{color:#333;}#md-mermaid-2 .node .collapsed-indicator{fill:#707070;stroke:none;opacity:0.6;}#md-mermaid-2 .node .collapsed-separator{stroke:#707070;stroke-width:0.75px;}#md-mermaid-2 div.mermaidTooltip{position:absolute;text-align:center;max-width:200px;padding:2px;font-family:&quot;trebuchet ms&quot;,verdana,arial,sans-serif;font-size:12px;background:hsl(-160, 0%, 93.3333333333%);border:1px solid #707070;border-radius:2px;pointer-events:none;z-index:100;}#md-mermaid-2 .flowchartTitleText{text-anchor:middle;font-size:18px;fill:#000000;}#md-mermaid-2 rect.text{fill:none;stroke-width:0;}#md-mermaid-2 .icon-shape,#md-mermaid-2 .image-shape{background-color:white;text-align:center;}#md-mermaid-2 .icon-shape p,#md-mermaid-2 .image-shape p{background-color:white;padding:2px;}#md-mermaid-2 .icon-shape .label rect,#md-mermaid-2 .image-shape .label rect{opacity:0.5;background-color:white;fill:white;}#md-mermaid-2 .label-icon{display:inline-block;height:1em;overflow:visible;vertical-align:-0.125em;}#md-mermaid-2 .node .label-icon path{fill:currentColor;stroke:revert;stroke-width:revert;}#md-mermaid-2 .node .neo-node{stroke:#999;}#md-mermaid-2 [data-look=&quot;neo&quot;].node rect,#md-mermaid-2 [data-look=&quot;neo&quot;].cluster rect,#md-mermaid-2 [data-look=&quot;neo&quot;].node polygon{stroke:url(#md-mermaid-2-gradient);filter:drop-shadow( 1px 2px 2px rgba(185,185,185,1));}#md-mermaid-2 [data-look=&quot;neo&quot;].swimlane.cluster rect{filter:none;}#md-mermaid-2 [data-look=&quot;neo&quot;].node path{stroke:url(#md-mermaid-2-gradient);stroke-width:1px;}#md-mermaid-2 [data-look=&quot;neo&quot;].node .outer-path{filter:drop-shadow( 1px 2px 2px rgba(185,185,185,1));}#md-mermaid-2 [data-look=&quot;neo&quot;].node .neo-line path{stroke:#999;filter:none;}#md-mermaid-2 [data-look=&quot;neo&quot;].node circle{stroke:url(#md-mermaid-2-gradient);filter:drop-shadow( 1px 2px 2px rgba(185,185,185,1));}#md-mermaid-2 [data-look=&quot;neo&quot;].node circle .state-start{fill:#000000;}#md-mermaid-2 [data-look=&quot;neo&quot;].icon-shape .icon{fill:url(#md-mermaid-2-gradient);filter:drop-shadow( 1px 2px 2px rgba(185,185,185,1));}#md-mermaid-2 [data-look=&quot;neo&quot;].icon-shape .icon-neo path{stroke:url(#md-mermaid-2-gradient);filter:drop-shadow( 1px 2px 2px rgba(185,185,185,1));}#md-mermaid-2 :root{--mermaid-font-family:&quot;trebuchet ms&quot;,verdana,arial,sans-serif;}Paste MarkdownLive previewPage settingsNormalCompactPrint to PDF" title="Diagram or equation"/>
+            <wp:docPr id="1" name="Document image" descr="[1234][56]=[1(5)+2(6)3(5)+4(6)]=[1739]\begin{bmatrix}1 &amp; 2 \\ 3 &amp; 4\end{bmatrix} \begin{bmatrix}5 \\ 6\end{bmatrix} = \begin{bmatrix}1(5)+2(6) \\ 3(5)+4(6)\end{bmatrix} = \begin{bmatrix}17 \\ 39\end{bmatrix}[13​24​][56​]=[1(5)+2(6)3(5)+4(6)​]=[1739​]" title="Diagram or equation"/>
             <wp:cNvGraphicFramePr>
               <a:graphicFrameLocks xmlns:a="http://schemas.openxmlformats.org/drawingml/2006/main" noChangeAspect="1"/>
             </wp:cNvGraphicFramePr>
@@ -1062,7 +1661,7 @@
                   <pic:spPr bwMode="auto">
                     <a:xfrm>
                       <a:off x="0" y="0"/>
-                      <a:ext cx="4981575" cy="981075"/>
+                      <a:ext cx="6477000" cy="409575"/>
                     </a:xfrm>
                     <a:prstGeom prst="rect">
                       <a:avLst/>
@@ -1078,14 +1677,15 @@
     <w:p>
       <w:pPr>
         <w:keepLines/>
+        <w:spacing w:after="80" w:before="80" w:line="240"/>
         <w:jc w:val="center"/>
       </w:pPr>
       <w:r>
         <w:drawing>
           <wp:inline distT="0" distB="0" distL="0" distR="0">
-            <wp:extent cx="4981575" cy="3609975"/>
+            <wp:extent cx="6477000" cy="971550"/>
             <wp:effectExtent t="0" r="0" b="0" l="0"/>
-            <wp:docPr id="1" name="Document image" descr="AppYouAppYou#md-mermaid-3{font-family:&quot;trebuchet ms&quot;,verdana,arial,sans-serif;font-size:16px;fill:#000000;}@keyframes edge-animation-frame{from{stroke-dashoffset:0;}}@keyframes dash{to{stroke-dashoffset:0;}}#md-mermaid-3 .edge-animation-slow{stroke-dasharray:9,5!important;stroke-dashoffset:900;animation:dash 50s linear infinite;stroke-linecap:round;}#md-mermaid-3 .edge-animation-fast{stroke-dasharray:9,5!important;stroke-dashoffset:900;animation:dash 20s linear infinite;stroke-linecap:round;}#md-mermaid-3 .error-icon{fill:#552222;}#md-mermaid-3 .error-text{fill:#552222;stroke:#552222;}#md-mermaid-3 .edge-thickness-normal{stroke-width:1px;}#md-mermaid-3 .edge-thickness-thick{stroke-width:3.5px;}#md-mermaid-3 .edge-pattern-solid{stroke-dasharray:0;}#md-mermaid-3 .edge-thickness-invisible{stroke-width:0;fill:none;}#md-mermaid-3 .edge-pattern-dashed{stroke-dasharray:3;}#md-mermaid-3 .edge-pattern-dotted{stroke-dasharray:2;}#md-mermaid-3 .marker{fill:#666;stroke:#666;}#md-mermaid-3 .marker.cross{stroke:#666;}#md-mermaid-3 svg{font-family:&quot;trebuchet ms&quot;,verdana,arial,sans-serif;font-size:16px;}#md-mermaid-3 p{margin:0;}#md-mermaid-3 .actor{stroke:hsl(0, 0%, 83%);fill:#eee;stroke-width:1;}#md-mermaid-3 rect.actor.outer-path[data-look=&quot;neo&quot;]{filter:drop-shadow( 1px 2px 2px rgba(185,185,185,1));}#md-mermaid-3 rect.note[data-look=&quot;neo&quot;]{stroke:#999;fill:#666;filter:drop-shadow( 1px 2px 2px rgba(185,185,185,1));}#md-mermaid-3 text.actor&gt;tspan{fill:#333;stroke:none;}#md-mermaid-3 .actor-line{stroke:hsl(0, 0%, 83%);}#md-mermaid-3 .innerArc{stroke-width:1.5;stroke-dasharray:none;}#md-mermaid-3 .messageLine0{stroke-width:1.5;stroke-dasharray:none;stroke:#333;}#md-mermaid-3 .messageLine1{stroke-width:1.5;stroke-dasharray:2,2;stroke:#333;}#md-mermaid-3 [id$=&quot;-arrowhead&quot;] path{fill:#333;stroke:#333;}#md-mermaid-3 .sequenceNumber{fill:white;}#md-mermaid-3 [id$=&quot;-sequencenumber&quot;]{fill:#333;}#md-mermaid-3 [id$=&quot;-crosshead&quot;] path{fill:#333;stroke:#333;}#md-mermaid-3 .messageText{fill:#333;stroke:none;}#md-mermaid-3 .labelBox{stroke:hsl(0, 0%, 83%);fill:#eee;filter:none;}#md-mermaid-3 .labelText,#md-mermaid-3 .labelText&gt;tspan{fill:#333;stroke:none;}#md-mermaid-3 .loopText,#md-mermaid-3 .loopText&gt;tspan{fill:#333;stroke:none;}#md-mermaid-3 .sectionTitle,#md-mermaid-3 .sectionTitle&gt;tspan{fill:#333;stroke:none;}#md-mermaid-3 .loopLine{stroke-width:2px;stroke-dasharray:2,2;stroke:hsl(0, 0%, 83%);fill:hsl(0, 0%, 83%);}#md-mermaid-3 .note{stroke:#999;fill:#666;}#md-mermaid-3 .noteText,#md-mermaid-3 .noteText&gt;tspan{fill:#fff;stroke:none;font-weight:normal;}#md-mermaid-3 .activation0{fill:#f4f4f4;stroke:#666;}#md-mermaid-3 .activation1{fill:#f4f4f4;stroke:#666;}#md-mermaid-3 .activation2{fill:#f4f4f4;stroke:#666;}#md-mermaid-3 .actorPopupMenu{position:absolute;}#md-mermaid-3 .actorPopupMenuPanel{position:absolute;fill:#eee;box-shadow:0px 8px 16px 0px rgba(0,0,0,0.2);filter:drop-shadow(3px 5px 2px rgb(0 0 0 / 0.4));}#md-mermaid-3 .actor-man circle,#md-mermaid-3 line{fill:#eee;stroke-width:2px;}#md-mermaid-3 g rect.rect{filter:drop-shadow( 1px 2px 2px rgba(185,185,185,1));stroke:#999;}#md-mermaid-3 .node .neo-node{stroke:#999;}#md-mermaid-3 [data-look=&quot;neo&quot;].node rect,#md-mermaid-3 [data-look=&quot;neo&quot;].cluster rect,#md-mermaid-3 [data-look=&quot;neo&quot;].node polygon{stroke:url(#md-mermaid-3-gradient);filter:drop-shadow( 1px 2px 2px rgba(185,185,185,1));}#md-mermaid-3 [data-look=&quot;neo&quot;].swimlane.cluster rect{filter:none;}#md-mermaid-3 [data-look=&quot;neo&quot;].node path{stroke:url(#md-mermaid-3-gradient);stroke-width:1px;}#md-mermaid-3 [data-look=&quot;neo&quot;].node .outer-path{filter:drop-shadow( 1px 2px 2px rgba(185,185,185,1));}#md-mermaid-3 [data-look=&quot;neo&quot;].node .neo-line path{stroke:#999;filter:none;}#md-mermaid-3 [data-look=&quot;neo&quot;].node circle{stroke:url(#md-mermaid-3-gradient);filter:drop-shadow( 1px 2px 2px rgba(185,185,185,1));}#md-mermaid-3 [data-look=&quot;neo&quot;].node circle .state-start{fill:#000000;}#md-mermaid-3 [data-look=&quot;neo&quot;].icon-shape .icon{fill:url(#md-mermaid-3-gradient);filter:drop-shadow( 1px 2px 2px rgba(185,185,185,1));}#md-mermaid-3 [data-look=&quot;neo&quot;].icon-shape .icon-neo path{stroke:url(#md-mermaid-3-gradient);filter:drop-shadow( 1px 2px 2px rgba(185,185,185,1));}#md-mermaid-3 :root{--mermaid-font-family:&quot;trebuchet ms&quot;,verdana,arial,sans-serif;}Paste a documentRender the previewPrint to PDFOpen browser print dialog" title="Diagram or equation"/>
+            <wp:docPr id="1" name="Document image" descr="f(x)=x2+2x+1=(x+1)2∫01f(x) dx=[x33+x2+x]01=73\begin{aligned} f(x) &amp;= x^2 + 2x + 1 \\      &amp;= (x+1)^2 \\ \int_0^1 f(x)\,dx &amp;= \left[\frac{x^3}{3}+x^2+x\right]_0^1 = \frac{7}{3} \end{aligned}f(x)∫01​f(x)dx​=x2+2x+1=(x+1)2=[3x3​+x2+x]01​=37​​" title="Diagram or equation"/>
             <wp:cNvGraphicFramePr>
               <a:graphicFrameLocks xmlns:a="http://schemas.openxmlformats.org/drawingml/2006/main" noChangeAspect="1"/>
             </wp:cNvGraphicFramePr>
@@ -1108,7 +1708,7 @@
                   <pic:spPr bwMode="auto">
                     <a:xfrm>
                       <a:off x="0" y="0"/>
-                      <a:ext cx="4981575" cy="3609975"/>
+                      <a:ext cx="6477000" cy="971550"/>
                     </a:xfrm>
                     <a:prstGeom prst="rect">
                       <a:avLst/>
@@ -1126,19 +1726,35 @@
         <w:pStyle w:val="Heading2"/>
         <w:keepNext/>
       </w:pPr>
-      <w:bookmarkStart w:name="section_51" w:id="1"/>
-      <w:r>
-        <w:t xml:space="preserve">Images</w:t>
+      <w:bookmarkStart w:name="section_11" w:id="1"/>
+      <w:r>
+        <w:t xml:space="preserve">Diagrams</w:t>
       </w:r>
       <w:bookmarkEnd w:id="1"/>
     </w:p>
     <w:p>
+      <w:pPr>
+        <w:pStyle w:val="Heading3"/>
+        <w:keepNext/>
+      </w:pPr>
+      <w:bookmarkStart w:name="section_12" w:id="1"/>
+      <w:r>
+        <w:t xml:space="preserve">Turn a process into a picture</w:t>
+      </w:r>
+      <w:bookmarkEnd w:id="1"/>
+    </w:p>
+    <w:p>
+      <w:pPr>
+        <w:keepLines/>
+        <w:spacing w:after="80" w:before="80" w:line="240"/>
+        <w:jc w:val="center"/>
+      </w:pPr>
       <w:r>
         <w:drawing>
           <wp:inline distT="0" distB="0" distL="0" distR="0">
-            <wp:extent cx="6477000" cy="1238250"/>
+            <wp:extent cx="6477000" cy="1504950"/>
             <wp:effectExtent t="0" r="0" b="0" l="0"/>
-            <wp:docPr id="1" name="Document image" descr="A simple illustration of the paste, preview and print workflow" title="A simple illustration of the paste, preview and print workflow"/>
+            <wp:docPr id="1" name="Document image" descr="#md-mermaid-4{font-family:&quot;trebuchet ms&quot;,verdana,arial,sans-serif;font-size:16px;fill:#000000;}@keyframes edge-animation-frame{from{stroke-dashoffset:0;}}@keyframes dash{to{stroke-dashoffset:0;}}#md-mermaid-4 .edge-animation-slow{stroke-dasharray:9,5!important;stroke-dashoffset:900;animation:dash 50s linear infinite;stroke-linecap:round;}#md-mermaid-4 .edge-animation-fast{stroke-dasharray:9,5!important;stroke-dashoffset:900;animation:dash 20s linear infinite;stroke-linecap:round;}#md-mermaid-4 .error-icon{fill:#552222;}#md-mermaid-4 .error-text{fill:#552222;stroke:#552222;}#md-mermaid-4 .edge-thickness-normal{stroke-width:1px;}#md-mermaid-4 .edge-thickness-thick{stroke-width:3.5px;}#md-mermaid-4 .edge-pattern-solid{stroke-dasharray:0;}#md-mermaid-4 .edge-thickness-invisible{stroke-width:0;fill:none;}#md-mermaid-4 .edge-pattern-dashed{stroke-dasharray:3;}#md-mermaid-4 .edge-pattern-dotted{stroke-dasharray:2;}#md-mermaid-4 .marker{fill:#666;stroke:#666;}#md-mermaid-4 .marker.cross{stroke:#666;}#md-mermaid-4 svg{font-family:&quot;trebuchet ms&quot;,verdana,arial,sans-serif;font-size:16px;}#md-mermaid-4 p{margin:0;}#md-mermaid-4 .label{font-family:&quot;trebuchet ms&quot;,verdana,arial,sans-serif;color:#000000;}#md-mermaid-4 .cluster-label text{fill:#333;}#md-mermaid-4 .cluster-label span{color:#333;}#md-mermaid-4 .cluster-label span p{background-color:transparent;}#md-mermaid-4 .label text,#md-mermaid-4 span{fill:#000000;color:#000000;}#md-mermaid-4 .node rect,#md-mermaid-4 .node circle,#md-mermaid-4 .node ellipse,#md-mermaid-4 .node polygon,#md-mermaid-4 .node path{fill:#eee;stroke:#999;stroke-width:1px;}#md-mermaid-4 .rough-node .label text,#md-mermaid-4 .node .label text,#md-mermaid-4 .image-shape .label,#md-mermaid-4 .icon-shape .label{text-anchor:middle;}#md-mermaid-4 .node .katex path{fill:#000;stroke:#000;stroke-width:1px;}#md-mermaid-4 .rough-node .label,#md-mermaid-4 .node .label,#md-mermaid-4 .image-shape .label,#md-mermaid-4 .icon-shape .label{text-align:center;}#md-mermaid-4 .node.clickable{cursor:pointer;}#md-mermaid-4 .root .anchor path{fill:#666!important;stroke-width:0;stroke:#666;}#md-mermaid-4 .arrowheadPath{fill:#333333;}#md-mermaid-4 .edgePaths .path{stroke:#666;stroke-width:1px;}#md-mermaid-4 .flowchart-link{stroke:#666;fill:none;}#md-mermaid-4 .edgeLabel{background-color:white;text-align:center;}#md-mermaid-4 .edgeLabel p{background-color:white;}#md-mermaid-4 .edgeLabel rect{opacity:0.5;background-color:white;fill:white;}#md-mermaid-4 .labelBkg{background-color:rgba(255, 255, 255, 0.5);}#md-mermaid-4 .cluster rect{fill:hsl(0, 0%, 98.9215686275%);stroke:#707070;stroke-width:1px;}#md-mermaid-4 .cluster text{fill:#333;}#md-mermaid-4 .cluster span{color:#333;}#md-mermaid-4 .node .collapsed-indicator{fill:#707070;stroke:none;opacity:0.6;}#md-mermaid-4 .node .collapsed-separator{stroke:#707070;stroke-width:0.75px;}#md-mermaid-4 div.mermaidTooltip{position:absolute;text-align:center;max-width:200px;padding:2px;font-family:&quot;trebuchet ms&quot;,verdana,arial,sans-serif;font-size:12px;background:hsl(-160, 0%, 93.3333333333%);border:1px solid #707070;border-radius:2px;pointer-events:none;z-index:100;}#md-mermaid-4 .flowchartTitleText{text-anchor:middle;font-size:18px;fill:#000000;}#md-mermaid-4 rect.text{fill:none;stroke-width:0;}#md-mermaid-4 .icon-shape,#md-mermaid-4 .image-shape{background-color:white;text-align:center;}#md-mermaid-4 .icon-shape p,#md-mermaid-4 .image-shape p{background-color:white;padding:2px;}#md-mermaid-4 .icon-shape .label rect,#md-mermaid-4 .image-shape .label rect{opacity:0.5;background-color:white;fill:white;}#md-mermaid-4 .label-icon{display:inline-block;height:1em;overflow:visible;vertical-align:-0.125em;}#md-mermaid-4 .node .label-icon path{fill:currentColor;stroke:revert;stroke-width:revert;}#md-mermaid-4 .node .neo-node{stroke:#999;}#md-mermaid-4 [data-look=&quot;neo&quot;].node rect,#md-mermaid-4 [data-look=&quot;neo&quot;].cluster rect,#md-mermaid-4 [data-look=&quot;neo&quot;].node polygon{stroke:url(#md-mermaid-4-gradient);filter:drop-shadow( 1px 2px 2px rgba(185,185,185,1));}#md-mermaid-4 [data-look=&quot;neo&quot;].swimlane.cluster rect{filter:none;}#md-mermaid-4 [data-look=&quot;neo&quot;].node path{stroke:url(#md-mermaid-4-gradient);stroke-width:1px;}#md-mermaid-4 [data-look=&quot;neo&quot;].node .outer-path{filter:drop-shadow( 1px 2px 2px rgba(185,185,185,1));}#md-mermaid-4 [data-look=&quot;neo&quot;].node .neo-line path{stroke:#999;filter:none;}#md-mermaid-4 [data-look=&quot;neo&quot;].node circle{stroke:url(#md-mermaid-4-gradient);filter:drop-shadow( 1px 2px 2px rgba(185,185,185,1));}#md-mermaid-4 [data-look=&quot;neo&quot;].node circle .state-start{fill:#000000;}#md-mermaid-4 [data-look=&quot;neo&quot;].icon-shape .icon{fill:url(#md-mermaid-4-gradient);filter:drop-shadow( 1px 2px 2px rgba(185,185,185,1));}#md-mermaid-4 [data-look=&quot;neo&quot;].icon-shape .icon-neo path{stroke:url(#md-mermaid-4-gradient);filter:drop-shadow( 1px 2px 2px rgba(185,185,185,1));}#md-mermaid-4 :root{--mermaid-font-family:&quot;trebuchet ms&quot;,verdana,arial,sans-serif;}RefineShareEdit furtherAn ideaMarkdownPreviewPDFWord" title="Diagram or equation"/>
             <wp:cNvGraphicFramePr>
               <a:graphicFrameLocks xmlns:a="http://schemas.openxmlformats.org/drawingml/2006/main" noChangeAspect="1"/>
             </wp:cNvGraphicFramePr>
@@ -1161,6 +1777,243 @@
                   <pic:spPr bwMode="auto">
                     <a:xfrm>
                       <a:off x="0" y="0"/>
+                      <a:ext cx="6477000" cy="1504950"/>
+                    </a:xfrm>
+                    <a:prstGeom prst="rect">
+                      <a:avLst/>
+                    </a:prstGeom>
+                  </pic:spPr>
+                </pic:pic>
+              </a:graphicData>
+            </a:graphic>
+          </wp:inline>
+        </w:drawing>
+      </w:r>
+    </w:p>
+    <w:p>
+      <w:pPr>
+        <w:pStyle w:val="Heading3"/>
+        <w:keepNext/>
+      </w:pPr>
+      <w:bookmarkStart w:name="section_39" w:id="1"/>
+      <w:r>
+        <w:t xml:space="preserve">Show a conversation</w:t>
+      </w:r>
+      <w:bookmarkEnd w:id="1"/>
+    </w:p>
+    <w:p>
+      <w:pPr>
+        <w:keepLines/>
+        <w:spacing w:after="80" w:before="80" w:line="240"/>
+        <w:jc w:val="center"/>
+      </w:pPr>
+      <w:r>
+        <w:drawing>
+          <wp:inline distT="0" distB="0" distL="0" distR="0">
+            <wp:extent cx="6477000" cy="3171825"/>
+            <wp:effectExtent t="0" r="0" b="0" l="0"/>
+            <wp:docPr id="1" name="Document image" descr="ReaderPreviewWriterReaderPreviewWriter#md-mermaid-5{font-family:&quot;trebuchet ms&quot;,verdana,arial,sans-serif;font-size:16px;fill:#000000;}@keyframes edge-animation-frame{from{stroke-dashoffset:0;}}@keyframes dash{to{stroke-dashoffset:0;}}#md-mermaid-5 .edge-animation-slow{stroke-dasharray:9,5!important;stroke-dashoffset:900;animation:dash 50s linear infinite;stroke-linecap:round;}#md-mermaid-5 .edge-animation-fast{stroke-dasharray:9,5!important;stroke-dashoffset:900;animation:dash 20s linear infinite;stroke-linecap:round;}#md-mermaid-5 .error-icon{fill:#552222;}#md-mermaid-5 .error-text{fill:#552222;stroke:#552222;}#md-mermaid-5 .edge-thickness-normal{stroke-width:1px;}#md-mermaid-5 .edge-thickness-thick{stroke-width:3.5px;}#md-mermaid-5 .edge-pattern-solid{stroke-dasharray:0;}#md-mermaid-5 .edge-thickness-invisible{stroke-width:0;fill:none;}#md-mermaid-5 .edge-pattern-dashed{stroke-dasharray:3;}#md-mermaid-5 .edge-pattern-dotted{stroke-dasharray:2;}#md-mermaid-5 .marker{fill:#666;stroke:#666;}#md-mermaid-5 .marker.cross{stroke:#666;}#md-mermaid-5 svg{font-family:&quot;trebuchet ms&quot;,verdana,arial,sans-serif;font-size:16px;}#md-mermaid-5 p{margin:0;}#md-mermaid-5 .actor{stroke:hsl(0, 0%, 83%);fill:#eee;stroke-width:1;}#md-mermaid-5 rect.actor.outer-path[data-look=&quot;neo&quot;]{filter:drop-shadow( 1px 2px 2px rgba(185,185,185,1));}#md-mermaid-5 rect.note[data-look=&quot;neo&quot;]{stroke:#999;fill:#666;filter:drop-shadow( 1px 2px 2px rgba(185,185,185,1));}#md-mermaid-5 text.actor&gt;tspan{fill:#333;stroke:none;}#md-mermaid-5 .actor-line{stroke:hsl(0, 0%, 83%);}#md-mermaid-5 .innerArc{stroke-width:1.5;stroke-dasharray:none;}#md-mermaid-5 .messageLine0{stroke-width:1.5;stroke-dasharray:none;stroke:#333;}#md-mermaid-5 .messageLine1{stroke-width:1.5;stroke-dasharray:2,2;stroke:#333;}#md-mermaid-5 [id$=&quot;-arrowhead&quot;] path{fill:#333;stroke:#333;}#md-mermaid-5 .sequenceNumber{fill:white;}#md-mermaid-5 [id$=&quot;-sequencenumber&quot;]{fill:#333;}#md-mermaid-5 [id$=&quot;-crosshead&quot;] path{fill:#333;stroke:#333;}#md-mermaid-5 .messageText{fill:#333;stroke:none;}#md-mermaid-5 .labelBox{stroke:hsl(0, 0%, 83%);fill:#eee;filter:none;}#md-mermaid-5 .labelText,#md-mermaid-5 .labelText&gt;tspan{fill:#333;stroke:none;}#md-mermaid-5 .loopText,#md-mermaid-5 .loopText&gt;tspan{fill:#333;stroke:none;}#md-mermaid-5 .sectionTitle,#md-mermaid-5 .sectionTitle&gt;tspan{fill:#333;stroke:none;}#md-mermaid-5 .loopLine{stroke-width:2px;stroke-dasharray:2,2;stroke:hsl(0, 0%, 83%);fill:hsl(0, 0%, 83%);}#md-mermaid-5 .note{stroke:#999;fill:#666;}#md-mermaid-5 .noteText,#md-mermaid-5 .noteText&gt;tspan{fill:#fff;stroke:none;font-weight:normal;}#md-mermaid-5 .activation0{fill:#f4f4f4;stroke:#666;}#md-mermaid-5 .activation1{fill:#f4f4f4;stroke:#666;}#md-mermaid-5 .activation2{fill:#f4f4f4;stroke:#666;}#md-mermaid-5 .actorPopupMenu{position:absolute;}#md-mermaid-5 .actorPopupMenuPanel{position:absolute;fill:#eee;box-shadow:0px 8px 16px 0px rgba(0,0,0,0.2);filter:drop-shadow(3px 5px 2px rgb(0 0 0 / 0.4));}#md-mermaid-5 .actor-man circle,#md-mermaid-5 line{fill:#eee;stroke-width:2px;}#md-mermaid-5 g rect.rect{filter:drop-shadow( 1px 2px 2px rgba(185,185,185,1));stroke:#999;}#md-mermaid-5 .node .neo-node{stroke:#999;}#md-mermaid-5 [data-look=&quot;neo&quot;].node rect,#md-mermaid-5 [data-look=&quot;neo&quot;].cluster rect,#md-mermaid-5 [data-look=&quot;neo&quot;].node polygon{stroke:url(#md-mermaid-5-gradient);filter:drop-shadow( 1px 2px 2px rgba(185,185,185,1));}#md-mermaid-5 [data-look=&quot;neo&quot;].swimlane.cluster rect{filter:none;}#md-mermaid-5 [data-look=&quot;neo&quot;].node path{stroke:url(#md-mermaid-5-gradient);stroke-width:1px;}#md-mermaid-5 [data-look=&quot;neo&quot;].node .outer-path{filter:drop-shadow( 1px 2px 2px rgba(185,185,185,1));}#md-mermaid-5 [data-look=&quot;neo&quot;].node .neo-line path{stroke:#999;filter:none;}#md-mermaid-5 [data-look=&quot;neo&quot;].node circle{stroke:url(#md-mermaid-5-gradient);filter:drop-shadow( 1px 2px 2px rgba(185,185,185,1));}#md-mermaid-5 [data-look=&quot;neo&quot;].node circle .state-start{fill:#000000;}#md-mermaid-5 [data-look=&quot;neo&quot;].icon-shape .icon{fill:url(#md-mermaid-5-gradient);filter:drop-shadow( 1px 2px 2px rgba(185,185,185,1));}#md-mermaid-5 [data-look=&quot;neo&quot;].icon-shape .icon-neo path{stroke:url(#md-mermaid-5-gradient);filter:drop-shadow( 1px 2px 2px rgba(185,185,185,1));}#md-mermaid-5 :root{--mermaid-font-family:&quot;trebuchet ms&quot;,verdana,arial,sans-serif;}Add text, equations and diagramsShow the documentShare PDF or WordIdeas understood" title="Diagram or equation"/>
+            <wp:cNvGraphicFramePr>
+              <a:graphicFrameLocks xmlns:a="http://schemas.openxmlformats.org/drawingml/2006/main" noChangeAspect="1"/>
+            </wp:cNvGraphicFramePr>
+            <a:graphic xmlns:a="http://schemas.openxmlformats.org/drawingml/2006/main">
+              <a:graphicData uri="http://schemas.openxmlformats.org/drawingml/2006/picture">
+                <pic:pic xmlns:pic="http://schemas.openxmlformats.org/drawingml/2006/picture">
+                  <pic:nvPicPr>
+                    <pic:cNvPr id="0" name="" descr=""/>
+                    <pic:cNvPicPr>
+                      <a:picLocks noChangeAspect="1" noChangeArrowheads="1"/>
+                    </pic:cNvPicPr>
+                  </pic:nvPicPr>
+                  <pic:blipFill>
+                    <a:blip r:embed="rId14" cstate="none"/>
+                    <a:srcRect/>
+                    <a:stretch>
+                      <a:fillRect/>
+                    </a:stretch>
+                  </pic:blipFill>
+                  <pic:spPr bwMode="auto">
+                    <a:xfrm>
+                      <a:off x="0" y="0"/>
+                      <a:ext cx="6477000" cy="3171825"/>
+                    </a:xfrm>
+                    <a:prstGeom prst="rect">
+                      <a:avLst/>
+                    </a:prstGeom>
+                  </pic:spPr>
+                </pic:pic>
+              </a:graphicData>
+            </a:graphic>
+          </wp:inline>
+        </w:drawing>
+      </w:r>
+    </w:p>
+    <w:p>
+      <w:pPr>
+        <w:pStyle w:val="Heading3"/>
+        <w:keepNext/>
+      </w:pPr>
+      <w:bookmarkStart w:name="section_58" w:id="1"/>
+      <w:r>
+        <w:t xml:space="preserve">Explain a system</w:t>
+      </w:r>
+      <w:bookmarkEnd w:id="1"/>
+    </w:p>
+    <w:p>
+      <w:pPr>
+        <w:keepLines/>
+        <w:spacing w:after="80" w:before="80" w:line="240"/>
+        <w:jc w:val="center"/>
+      </w:pPr>
+      <w:r>
+        <w:drawing>
+          <wp:inline distT="0" distB="0" distL="0" distR="0">
+            <wp:extent cx="1647825" cy="4876800"/>
+            <wp:effectExtent t="0" r="0" b="0" l="0"/>
+            <wp:docPr id="1" name="Document image" descr="#md-mermaid-6{font-family:&quot;trebuchet ms&quot;,verdana,arial,sans-serif;font-size:16px;fill:#000000;}@keyframes edge-animation-frame{from{stroke-dashoffset:0;}}@keyframes dash{to{stroke-dashoffset:0;}}#md-mermaid-6 .edge-animation-slow{stroke-dasharray:9,5!important;stroke-dashoffset:900;animation:dash 50s linear infinite;stroke-linecap:round;}#md-mermaid-6 .edge-animation-fast{stroke-dasharray:9,5!important;stroke-dashoffset:900;animation:dash 20s linear infinite;stroke-linecap:round;}#md-mermaid-6 .error-icon{fill:#552222;}#md-mermaid-6 .error-text{fill:#552222;stroke:#552222;}#md-mermaid-6 .edge-thickness-normal{stroke-width:1px;}#md-mermaid-6 .edge-thickness-thick{stroke-width:3.5px;}#md-mermaid-6 .edge-pattern-solid{stroke-dasharray:0;}#md-mermaid-6 .edge-thickness-invisible{stroke-width:0;fill:none;}#md-mermaid-6 .edge-pattern-dashed{stroke-dasharray:3;}#md-mermaid-6 .edge-pattern-dotted{stroke-dasharray:2;}#md-mermaid-6 .marker{fill:#666;stroke:#666;}#md-mermaid-6 .marker.cross{stroke:#666;}#md-mermaid-6 svg{font-family:&quot;trebuchet ms&quot;,verdana,arial,sans-serif;font-size:16px;}#md-mermaid-6 p{margin:0;}#md-mermaid-6 g.classGroup text{fill:#999;stroke:none;font-family:&quot;trebuchet ms&quot;,verdana,arial,sans-serif;font-size:10px;}#md-mermaid-6 g.classGroup text .title{font-weight:bolder;}#md-mermaid-6 .cluster-label text{fill:#333;}#md-mermaid-6 .cluster-label span{color:#333;}#md-mermaid-6 .cluster-label span p{background-color:transparent;}#md-mermaid-6 .cluster rect{fill:hsl(0, 0%, 98.9215686275%);stroke:#707070;stroke-width:1px;}#md-mermaid-6 .cluster text{fill:#333;}#md-mermaid-6 .cluster span{color:#333;}#md-mermaid-6 .nodeLabel,#md-mermaid-6 .edgeLabel{color:#111111;}#md-mermaid-6 .noteLabel .nodeLabel,#md-mermaid-6 .noteLabel .edgeLabel{color:#fff;}#md-mermaid-6 .edgeLabel .label rect{fill:#eee;}#md-mermaid-6 .label text{fill:#111111;}#md-mermaid-6 .labelBkg{background:#eee;}#md-mermaid-6 .edgeLabel .label span{background:#eee;}#md-mermaid-6 .classTitle{font-weight:bolder;}#md-mermaid-6 .node rect,#md-mermaid-6 .node circle,#md-mermaid-6 .node ellipse,#md-mermaid-6 .node polygon,#md-mermaid-6 .node path{fill:#eee;stroke:#999;stroke-width:1;}#md-mermaid-6 .divider{stroke:#999;stroke-width:1;}#md-mermaid-6 g.clickable{cursor:pointer;}#md-mermaid-6 g.classGroup rect{fill:#eee;stroke:#999;}#md-mermaid-6 g.classGroup line{stroke:#999;stroke-width:1;}#md-mermaid-6 .classLabel .box{stroke:none;stroke-width:0;fill:#eee;opacity:0.5;}#md-mermaid-6 .classLabel .label{fill:#999;font-size:10px;}#md-mermaid-6 .relation{stroke:#666;stroke-width:1;fill:none;}#md-mermaid-6 .dashed-line{stroke-dasharray:3;}#md-mermaid-6 .dotted-line{stroke-dasharray:1 2;}#md-mermaid-6 [id$=&quot;-compositionStart&quot;],#md-mermaid-6 .composition{fill:#666!important;stroke:#666!important;stroke-width:1;}#md-mermaid-6 [id$=&quot;-compositionEnd&quot;],#md-mermaid-6 .composition{fill:#666!important;stroke:#666!important;stroke-width:1;}#md-mermaid-6 [id$=&quot;-dependencyStart&quot;],#md-mermaid-6 .dependency{fill:#666!important;stroke:#666!important;stroke-width:1;}#md-mermaid-6 [id$=&quot;-dependencyEnd&quot;],#md-mermaid-6 .dependency{fill:#666!important;stroke:#666!important;stroke-width:1;}#md-mermaid-6 [id$=&quot;-extensionStart&quot;],#md-mermaid-6 .extension{fill:transparent!important;stroke:#666!important;stroke-width:1;}#md-mermaid-6 [id$=&quot;-extensionEnd&quot;],#md-mermaid-6 .extension{fill:transparent!important;stroke:#666!important;stroke-width:1;}#md-mermaid-6 [id$=&quot;-aggregationStart&quot;],#md-mermaid-6 .aggregation{fill:transparent!important;stroke:#666!important;stroke-width:1;}#md-mermaid-6 [id$=&quot;-aggregationEnd&quot;],#md-mermaid-6 .aggregation{fill:transparent!important;stroke:#666!important;stroke-width:1;}#md-mermaid-6 [id$=&quot;-lollipopStart&quot;],#md-mermaid-6 .lollipop{fill:#eee!important;stroke:#666!important;stroke-width:1;}#md-mermaid-6 [id$=&quot;-lollipopEnd&quot;],#md-mermaid-6 .lollipop{fill:#eee!important;stroke:#666!important;stroke-width:1;}#md-mermaid-6 .edgeTerminals{font-size:11px;line-height:initial;}#md-mermaid-6 .classTitleText{text-anchor:middle;font-size:18px;fill:#000000;}#md-mermaid-6 .edgeLabel[data-look=&quot;neo&quot;]{background-color:white;text-align:center;}#md-mermaid-6 .edgeLabel[data-look=&quot;neo&quot;] p{background-color:white;}#md-mermaid-6 .edgeLabel[data-look=&quot;neo&quot;] rect{opacity:0.5;background-color:white;fill:white;}#md-mermaid-6 .label-icon{display:inline-block;height:1em;overflow:visible;vertical-align:-0.125em;}#md-mermaid-6 .node .label-icon path{fill:currentColor;stroke:revert;stroke-width:revert;}#md-mermaid-6 .node .neo-node{stroke:#999;}#md-mermaid-6 [data-look=&quot;neo&quot;].node rect,#md-mermaid-6 [data-look=&quot;neo&quot;].cluster rect,#md-mermaid-6 [data-look=&quot;neo&quot;].node polygon{stroke:url(#md-mermaid-6-gradient);filter:drop-shadow( 1px 2px 2px rgba(185,185,185,1));}#md-mermaid-6 [data-look=&quot;neo&quot;].swimlane.cluster rect{filter:none;}#md-mermaid-6 [data-look=&quot;neo&quot;].node path{stroke:url(#md-mermaid-6-gradient);stroke-width:1px;}#md-mermaid-6 [data-look=&quot;neo&quot;].node .outer-path{filter:drop-shadow( 1px 2px 2px rgba(185,185,185,1));}#md-mermaid-6 [data-look=&quot;neo&quot;].node .neo-line path{stroke:#999;filter:none;}#md-mermaid-6 [data-look=&quot;neo&quot;].node circle{stroke:url(#md-mermaid-6-gradient);filter:drop-shadow( 1px 2px 2px rgba(185,185,185,1));}#md-mermaid-6 [data-look=&quot;neo&quot;].node circle .state-start{fill:#000000;}#md-mermaid-6 [data-look=&quot;neo&quot;].icon-shape .icon{fill:url(#md-mermaid-6-gradient);filter:drop-shadow( 1px 2px 2px rgba(185,185,185,1));}#md-mermaid-6 [data-look=&quot;neo&quot;].icon-shape .icon-neo path{stroke:url(#md-mermaid-6-gradient);filter:drop-shadow( 1px 2px 2px rgba(185,185,185,1));}#md-mermaid-6 :root{--mermaid-font-family:&quot;trebuchet ms&quot;,verdana,arial,sans-serif;}11manymanyDocumenttitleexportPDF()exportWord()SectionheadingcontentFigure" title="Diagram or equation"/>
+            <wp:cNvGraphicFramePr>
+              <a:graphicFrameLocks xmlns:a="http://schemas.openxmlformats.org/drawingml/2006/main" noChangeAspect="1"/>
+            </wp:cNvGraphicFramePr>
+            <a:graphic xmlns:a="http://schemas.openxmlformats.org/drawingml/2006/main">
+              <a:graphicData uri="http://schemas.openxmlformats.org/drawingml/2006/picture">
+                <pic:pic xmlns:pic="http://schemas.openxmlformats.org/drawingml/2006/picture">
+                  <pic:nvPicPr>
+                    <pic:cNvPr id="0" name="" descr=""/>
+                    <pic:cNvPicPr>
+                      <a:picLocks noChangeAspect="1" noChangeArrowheads="1"/>
+                    </pic:cNvPicPr>
+                  </pic:nvPicPr>
+                  <pic:blipFill>
+                    <a:blip r:embed="rId15" cstate="none"/>
+                    <a:srcRect/>
+                    <a:stretch>
+                      <a:fillRect/>
+                    </a:stretch>
+                  </pic:blipFill>
+                  <pic:spPr bwMode="auto">
+                    <a:xfrm>
+                      <a:off x="0" y="0"/>
+                      <a:ext cx="1647825" cy="4876800"/>
+                    </a:xfrm>
+                    <a:prstGeom prst="rect">
+                      <a:avLst/>
+                    </a:prstGeom>
+                  </pic:spPr>
+                </pic:pic>
+              </a:graphicData>
+            </a:graphic>
+          </wp:inline>
+        </w:drawing>
+      </w:r>
+    </w:p>
+    <w:p>
+      <w:pPr>
+        <w:pStyle w:val="Heading3"/>
+        <w:keepNext/>
+      </w:pPr>
+      <w:bookmarkStart w:name="section_88" w:id="1"/>
+      <w:r>
+        <w:t xml:space="preserve">Make proportions visible</w:t>
+      </w:r>
+      <w:bookmarkEnd w:id="1"/>
+    </w:p>
+    <w:p>
+      <w:r>
+        <w:t xml:space="preserve">Illustrative breakdown of a document—not measured usage data.</w:t>
+      </w:r>
+    </w:p>
+    <w:p>
+      <w:pPr>
+        <w:keepLines/>
+        <w:spacing w:after="80" w:before="80" w:line="240"/>
+        <w:jc w:val="center"/>
+      </w:pPr>
+      <w:r>
+        <w:drawing>
+          <wp:inline distT="0" distB="0" distL="0" distR="0">
+            <wp:extent cx="5724525" cy="4286250"/>
+            <wp:effectExtent t="0" r="0" b="0" l="0"/>
+            <wp:docPr id="1" name="Document image" descr="#md-mermaid-7{font-family:&quot;trebuchet ms&quot;,verdana,arial,sans-serif;font-size:16px;fill:#000000;}@keyframes edge-animation-frame{from{stroke-dashoffset:0;}}@keyframes dash{to{stroke-dashoffset:0;}}#md-mermaid-7 .edge-animation-slow{stroke-dasharray:9,5!important;stroke-dashoffset:900;animation:dash 50s linear infinite;stroke-linecap:round;}#md-mermaid-7 .edge-animation-fast{stroke-dasharray:9,5!important;stroke-dashoffset:900;animation:dash 20s linear infinite;stroke-linecap:round;}#md-mermaid-7 .error-icon{fill:#552222;}#md-mermaid-7 .error-text{fill:#552222;stroke:#552222;}#md-mermaid-7 .edge-thickness-normal{stroke-width:1px;}#md-mermaid-7 .edge-thickness-thick{stroke-width:3.5px;}#md-mermaid-7 .edge-pattern-solid{stroke-dasharray:0;}#md-mermaid-7 .edge-thickness-invisible{stroke-width:0;fill:none;}#md-mermaid-7 .edge-pattern-dashed{stroke-dasharray:3;}#md-mermaid-7 .edge-pattern-dotted{stroke-dasharray:2;}#md-mermaid-7 .marker{fill:#666;stroke:#666;}#md-mermaid-7 .marker.cross{stroke:#666;}#md-mermaid-7 svg{font-family:&quot;trebuchet ms&quot;,verdana,arial,sans-serif;font-size:16px;}#md-mermaid-7 p{margin:0;}#md-mermaid-7 .pieCircle{stroke:black;stroke-width:2px;opacity:0.7;}#md-mermaid-7 .pieCircle.highlighted{scale:1.05;opacity:1;}#md-mermaid-7 .pieCircle.highlightedOnHover:hover{transition-duration:250ms;scale:1.05;opacity:1;}#md-mermaid-7 .pieOuterCircle{stroke:black;stroke-width:2px;fill:none;}#md-mermaid-7 .pieTitleText{text-anchor:middle;font-size:25px;fill:#333;font-family:&quot;trebuchet ms&quot;,verdana,arial,sans-serif;}#md-mermaid-7 .slice{font-family:&quot;trebuchet ms&quot;,verdana,arial,sans-serif;fill:#000000;font-size:17px;}#md-mermaid-7 .legend text{fill:#333;font-family:&quot;trebuchet ms&quot;,verdana,arial,sans-serif;font-size:17px;}#md-mermaid-7 .node .neo-node{stroke:#999;}#md-mermaid-7 [data-look=&quot;neo&quot;].node rect,#md-mermaid-7 [data-look=&quot;neo&quot;].cluster rect,#md-mermaid-7 [data-look=&quot;neo&quot;].node polygon{stroke:url(#md-mermaid-7-gradient);filter:drop-shadow( 1px 2px 2px rgba(185,185,185,1));}#md-mermaid-7 [data-look=&quot;neo&quot;].swimlane.cluster rect{filter:none;}#md-mermaid-7 [data-look=&quot;neo&quot;].node path{stroke:url(#md-mermaid-7-gradient);stroke-width:1px;}#md-mermaid-7 [data-look=&quot;neo&quot;].node .outer-path{filter:drop-shadow( 1px 2px 2px rgba(185,185,185,1));}#md-mermaid-7 [data-look=&quot;neo&quot;].node .neo-line path{stroke:#999;filter:none;}#md-mermaid-7 [data-look=&quot;neo&quot;].node circle{stroke:url(#md-mermaid-7-gradient);filter:drop-shadow( 1px 2px 2px rgba(185,185,185,1));}#md-mermaid-7 [data-look=&quot;neo&quot;].node circle .state-start{fill:#000000;}#md-mermaid-7 [data-look=&quot;neo&quot;].icon-shape .icon{fill:url(#md-mermaid-7-gradient);filter:drop-shadow( 1px 2px 2px rgba(185,185,185,1));}#md-mermaid-7 [data-look=&quot;neo&quot;].icon-shape .icon-neo path{stroke:url(#md-mermaid-7-gradient);filter:drop-shadow( 1px 2px 2px rgba(185,185,185,1));}#md-mermaid-7 :root{--mermaid-font-family:&quot;trebuchet ms&quot;,verdana,arial,sans-serif;}50%30%20%A balanced documentExplanationExamplesVisuals" title="Diagram or equation"/>
+            <wp:cNvGraphicFramePr>
+              <a:graphicFrameLocks xmlns:a="http://schemas.openxmlformats.org/drawingml/2006/main" noChangeAspect="1"/>
+            </wp:cNvGraphicFramePr>
+            <a:graphic xmlns:a="http://schemas.openxmlformats.org/drawingml/2006/main">
+              <a:graphicData uri="http://schemas.openxmlformats.org/drawingml/2006/picture">
+                <pic:pic xmlns:pic="http://schemas.openxmlformats.org/drawingml/2006/picture">
+                  <pic:nvPicPr>
+                    <pic:cNvPr id="0" name="" descr=""/>
+                    <pic:cNvPicPr>
+                      <a:picLocks noChangeAspect="1" noChangeArrowheads="1"/>
+                    </pic:cNvPicPr>
+                  </pic:nvPicPr>
+                  <pic:blipFill>
+                    <a:blip r:embed="rId16" cstate="none"/>
+                    <a:srcRect/>
+                    <a:stretch>
+                      <a:fillRect/>
+                    </a:stretch>
+                  </pic:blipFill>
+                  <pic:spPr bwMode="auto">
+                    <a:xfrm>
+                      <a:off x="0" y="0"/>
+                      <a:ext cx="5724525" cy="4286250"/>
+                    </a:xfrm>
+                    <a:prstGeom prst="rect">
+                      <a:avLst/>
+                    </a:prstGeom>
+                  </pic:spPr>
+                </pic:pic>
+              </a:graphicData>
+            </a:graphic>
+          </wp:inline>
+        </w:drawing>
+      </w:r>
+    </w:p>
+    <w:p>
+      <w:r>
+        <w:t xml:space="preserve">Diagrams scale to the printable area. Keep labels concise; split a very large diagram if scaling makes it difficult to read.</w:t>
+      </w:r>
+    </w:p>
+    <w:p>
+      <w:pPr>
+        <w:pStyle w:val="Heading2"/>
+        <w:keepNext/>
+      </w:pPr>
+      <w:bookmarkStart w:name="section_90" w:id="1"/>
+      <w:r>
+        <w:t xml:space="preserve">Images</w:t>
+      </w:r>
+      <w:bookmarkEnd w:id="1"/>
+    </w:p>
+    <w:p>
+      <w:r>
+        <w:drawing>
+          <wp:inline distT="0" distB="0" distL="0" distR="0">
+            <wp:extent cx="6477000" cy="1238250"/>
+            <wp:effectExtent t="0" r="0" b="0" l="0"/>
+            <wp:docPr id="1" name="Document image" descr="Three steps: paste your Markdown, preview the document, and print" title="Three steps: paste your Markdown, preview the document, and print"/>
+            <wp:cNvGraphicFramePr>
+              <a:graphicFrameLocks xmlns:a="http://schemas.openxmlformats.org/drawingml/2006/main" noChangeAspect="1"/>
+            </wp:cNvGraphicFramePr>
+            <a:graphic xmlns:a="http://schemas.openxmlformats.org/drawingml/2006/main">
+              <a:graphicData uri="http://schemas.openxmlformats.org/drawingml/2006/picture">
+                <pic:pic xmlns:pic="http://schemas.openxmlformats.org/drawingml/2006/picture">
+                  <pic:nvPicPr>
+                    <pic:cNvPr id="0" name="" descr=""/>
+                    <pic:cNvPicPr>
+                      <a:picLocks noChangeAspect="1" noChangeArrowheads="1"/>
+                    </pic:cNvPicPr>
+                  </pic:nvPicPr>
+                  <pic:blipFill>
+                    <a:blip r:embed="rId17" cstate="none"/>
+                    <a:srcRect/>
+                    <a:stretch>
+                      <a:fillRect/>
+                    </a:stretch>
+                  </pic:blipFill>
+                  <pic:spPr bwMode="auto">
+                    <a:xfrm>
+                      <a:off x="0" y="0"/>
                       <a:ext cx="6477000" cy="1238250"/>
                     </a:xfrm>
                     <a:prstGeom prst="rect">
@@ -1176,527 +2029,539 @@
     </w:p>
     <w:p>
       <w:r>
-        <w:t xml:space="preserve">Images scale to the document width. This example is bundled with the app; remote images need an internet connection.</w:t>
-      </w:r>
-    </w:p>
-    <w:p>
-      <w:pPr>
-        <w:pBdr>
-          <w:bottom w:val="single" w:color="DDDDDD" w:sz="4"/>
-        </w:pBdr>
-      </w:pPr>
-    </w:p>
-    <w:p>
-      <w:pPr>
-        <w:pStyle w:val="Heading3"/>
-        <w:keepNext/>
-      </w:pPr>
-      <w:bookmarkStart w:name="section_52" w:id="1"/>
-      <w:r>
-        <w:t xml:space="preserve">Small conveniences</w:t>
-      </w:r>
-      <w:bookmarkEnd w:id="1"/>
-    </w:p>
-    <w:p>
-      <w:r>
-        <w:t xml:space="preserve">Your draft is saved in this browser and restored when you return. </w:t>
+        <w:rPr>
+          <w:i/>
+          <w:iCs/>
+        </w:rPr>
+        <w:t xml:space="preserve">Figure 1 — From Markdown to a document you can share.</w:t>
+      </w:r>
+    </w:p>
+    <w:p>
+      <w:r>
+        <w:t xml:space="preserve">Paste a screenshot straight into the editor. For an uploaded Markdown file with image paths, choose </w:t>
       </w:r>
       <w:r>
         <w:rPr>
           <w:b/>
           <w:bCs/>
         </w:rPr>
-        <w:t xml:space="preserve">Clear</w:t>
-      </w:r>
-      <w:r>
-        <w:t xml:space="preserve"> gives you a blank editor; </w:t>
+        <w:t xml:space="preserve">Image folder</w:t>
+      </w:r>
+      <w:r>
+        <w:t xml:space="preserve"> and select the folder containing its assets. Choose a parent folder to include its subfolders. Images stay local; reconnect the folder after reloading.</w:t>
+      </w:r>
+    </w:p>
+    <w:p>
+      <w:pPr>
+        <w:keepLines/>
+        <w:shd w:fill="F3F4F5" w:val="clear"/>
+        <w:spacing w:after="120" w:before="120" w:line="299" w:lineRule="atLeast"/>
+      </w:pPr>
+      <w:r>
+        <w:rPr>
+          <w:rFonts w:ascii="Consolas" w:cs="Consolas" w:eastAsia="Consolas" w:hAnsi="Consolas"/>
+          <w:sz w:val="19"/>
+          <w:szCs w:val="19"/>
+          <w:shd w:fill="F3F4F5" w:val="clear"/>
+        </w:rPr>
+        <w:t xml:space="preserve">![</w:t>
+      </w:r>
+      <w:r>
+        <w:rPr>
+          <w:rFonts w:ascii="Consolas" w:cs="Consolas" w:eastAsia="Consolas" w:hAnsi="Consolas"/>
+          <w:color w:val="225D2B"/>
+          <w:sz w:val="19"/>
+          <w:szCs w:val="19"/>
+          <w:shd w:fill="F3F4F5" w:val="clear"/>
+        </w:rPr>
+        <w:t xml:space="preserve">Network topology</w:t>
+      </w:r>
+      <w:r>
+        <w:rPr>
+          <w:rFonts w:ascii="Consolas" w:cs="Consolas" w:eastAsia="Consolas" w:hAnsi="Consolas"/>
+          <w:sz w:val="19"/>
+          <w:szCs w:val="19"/>
+          <w:shd w:fill="F3F4F5" w:val="clear"/>
+        </w:rPr>
+        <w:t xml:space="preserve">](</w:t>
+      </w:r>
+      <w:r>
+        <w:rPr>
+          <w:rFonts w:ascii="Consolas" w:cs="Consolas" w:eastAsia="Consolas" w:hAnsi="Consolas"/>
+          <w:sz w:val="19"/>
+          <w:szCs w:val="19"/>
+          <w:shd w:fill="F3F4F5" w:val="clear"/>
+        </w:rPr>
+        <w:t xml:space="preserve">images/topology.png</w:t>
+      </w:r>
+      <w:r>
+        <w:rPr>
+          <w:rFonts w:ascii="Consolas" w:cs="Consolas" w:eastAsia="Consolas" w:hAnsi="Consolas"/>
+          <w:sz w:val="19"/>
+          <w:szCs w:val="19"/>
+          <w:shd w:fill="F3F4F5" w:val="clear"/>
+        </w:rPr>
+        <w:t xml:space="preserve">)</w:t>
+      </w:r>
+      <w:r>
+        <w:rPr>
+          <w:rFonts w:ascii="Consolas" w:cs="Consolas" w:eastAsia="Consolas" w:hAnsi="Consolas"/>
+          <w:sz w:val="19"/>
+          <w:szCs w:val="19"/>
+          <w:shd w:fill="F3F4F5" w:val="clear"/>
+        </w:rPr>
+        <w:br/>
+        <w:t xml:space="preserve"/>
+      </w:r>
+    </w:p>
+    <w:p>
+      <w:pPr>
+        <w:pStyle w:val="Heading2"/>
+        <w:keepNext/>
+      </w:pPr>
+      <w:bookmarkStart w:name="section_91" w:id="1"/>
+      <w:r>
+        <w:t xml:space="preserve">Links that go somewhere</w:t>
+      </w:r>
+      <w:bookmarkEnd w:id="1"/>
+    </w:p>
+    <w:p>
+      <w:r>
+        <w:t xml:space="preserve">Use </w:t>
+      </w:r>
+      <w:hyperlink w:history="1" r:id="rIdtmaaog8_tyg1_d879l4bz">
+        <w:r>
+          <w:t xml:space="preserve">an external website</w:t>
+        </w:r>
+      </w:hyperlink>
+      <w:r>
+        <w:t xml:space="preserve">, an </w:t>
+      </w:r>
+      <w:hyperlink w:history="1" r:id="rIdb_p5wk0zpoyuvgb_hpgjp">
+        <w:r>
+          <w:t xml:space="preserve">email link</w:t>
+        </w:r>
+      </w:hyperlink>
+      <w:r>
+        <w:t xml:space="preserve">, or </w:t>
+      </w:r>
+      <w:hyperlink w:history="1" w:anchor="section_0">
+        <w:r>
+          <w:t xml:space="preserve">return to the top</w:t>
+        </w:r>
+      </w:hyperlink>
+      <w:r>
+        <w:t xml:space="preserve">. Internal heading links let a reader navigate a longer document.</w:t>
+      </w:r>
+    </w:p>
+    <w:p>
+      <w:pPr>
+        <w:pStyle w:val="Heading2"/>
+        <w:keepNext/>
+      </w:pPr>
+      <w:bookmarkStart w:name="section_92" w:id="1"/>
+      <w:r>
+        <w:t xml:space="preserve">A deliberate page break</w:t>
+      </w:r>
+      <w:bookmarkEnd w:id="1"/>
+    </w:p>
+    <w:p>
+      <w:r>
+        <w:t xml:space="preserve">The next section starts on a fresh exported page. On screen, this remains one continuous preview.</w:t>
+      </w:r>
+    </w:p>
+    <w:p>
+      <w:pPr>
+        <w:keepLines/>
+        <w:shd w:fill="F3F4F5" w:val="clear"/>
+        <w:spacing w:after="120" w:before="120" w:line="299" w:lineRule="atLeast"/>
+      </w:pPr>
+      <w:r>
+        <w:rPr>
+          <w:rFonts w:ascii="Consolas" w:cs="Consolas" w:eastAsia="Consolas" w:hAnsi="Consolas"/>
+          <w:sz w:val="19"/>
+          <w:szCs w:val="19"/>
+          <w:shd w:fill="F3F4F5" w:val="clear"/>
+        </w:rPr>
+        <w:t xml:space="preserve">&lt;</w:t>
+      </w:r>
+      <w:r>
+        <w:rPr>
+          <w:rFonts w:ascii="Consolas" w:cs="Consolas" w:eastAsia="Consolas" w:hAnsi="Consolas"/>
+          <w:sz w:val="19"/>
+          <w:szCs w:val="19"/>
+          <w:shd w:fill="F3F4F5" w:val="clear"/>
+        </w:rPr>
+        <w:t xml:space="preserve">div</w:t>
+      </w:r>
+      <w:r>
+        <w:rPr>
+          <w:rFonts w:ascii="Consolas" w:cs="Consolas" w:eastAsia="Consolas" w:hAnsi="Consolas"/>
+          <w:sz w:val="19"/>
+          <w:szCs w:val="19"/>
+          <w:shd w:fill="F3F4F5" w:val="clear"/>
+        </w:rPr>
+        <w:t xml:space="preserve"> </w:t>
+      </w:r>
+      <w:r>
+        <w:rPr>
+          <w:rFonts w:ascii="Consolas" w:cs="Consolas" w:eastAsia="Consolas" w:hAnsi="Consolas"/>
+          <w:sz w:val="19"/>
+          <w:szCs w:val="19"/>
+          <w:shd w:fill="F3F4F5" w:val="clear"/>
+        </w:rPr>
+        <w:t xml:space="preserve">class</w:t>
+      </w:r>
+      <w:r>
+        <w:rPr>
+          <w:rFonts w:ascii="Consolas" w:cs="Consolas" w:eastAsia="Consolas" w:hAnsi="Consolas"/>
+          <w:sz w:val="19"/>
+          <w:szCs w:val="19"/>
+          <w:shd w:fill="F3F4F5" w:val="clear"/>
+        </w:rPr>
+        <w:t xml:space="preserve">=</w:t>
+      </w:r>
+      <w:r>
+        <w:rPr>
+          <w:rFonts w:ascii="Consolas" w:cs="Consolas" w:eastAsia="Consolas" w:hAnsi="Consolas"/>
+          <w:color w:val="225D2B"/>
+          <w:sz w:val="19"/>
+          <w:szCs w:val="19"/>
+          <w:shd w:fill="F3F4F5" w:val="clear"/>
+        </w:rPr>
+        <w:t xml:space="preserve">"page-break-before"</w:t>
+      </w:r>
+      <w:r>
+        <w:rPr>
+          <w:rFonts w:ascii="Consolas" w:cs="Consolas" w:eastAsia="Consolas" w:hAnsi="Consolas"/>
+          <w:sz w:val="19"/>
+          <w:szCs w:val="19"/>
+          <w:shd w:fill="F3F4F5" w:val="clear"/>
+        </w:rPr>
+        <w:t xml:space="preserve">&gt;</w:t>
+      </w:r>
+      <w:r>
+        <w:rPr>
+          <w:rFonts w:ascii="Consolas" w:cs="Consolas" w:eastAsia="Consolas" w:hAnsi="Consolas"/>
+          <w:sz w:val="19"/>
+          <w:szCs w:val="19"/>
+          <w:shd w:fill="F3F4F5" w:val="clear"/>
+        </w:rPr>
+        <w:t xml:space="preserve">&lt;/</w:t>
+      </w:r>
+      <w:r>
+        <w:rPr>
+          <w:rFonts w:ascii="Consolas" w:cs="Consolas" w:eastAsia="Consolas" w:hAnsi="Consolas"/>
+          <w:sz w:val="19"/>
+          <w:szCs w:val="19"/>
+          <w:shd w:fill="F3F4F5" w:val="clear"/>
+        </w:rPr>
+        <w:t xml:space="preserve">div</w:t>
+      </w:r>
+      <w:r>
+        <w:rPr>
+          <w:rFonts w:ascii="Consolas" w:cs="Consolas" w:eastAsia="Consolas" w:hAnsi="Consolas"/>
+          <w:sz w:val="19"/>
+          <w:szCs w:val="19"/>
+          <w:shd w:fill="F3F4F5" w:val="clear"/>
+        </w:rPr>
+        <w:t xml:space="preserve">&gt;</w:t>
+      </w:r>
+      <w:r>
+        <w:rPr>
+          <w:rFonts w:ascii="Consolas" w:cs="Consolas" w:eastAsia="Consolas" w:hAnsi="Consolas"/>
+          <w:sz w:val="19"/>
+          <w:szCs w:val="19"/>
+          <w:shd w:fill="F3F4F5" w:val="clear"/>
+        </w:rPr>
+        <w:t xml:space="preserve"/>
+      </w:r>
+      <w:r>
+        <w:rPr>
+          <w:rFonts w:ascii="Consolas" w:cs="Consolas" w:eastAsia="Consolas" w:hAnsi="Consolas"/>
+          <w:sz w:val="19"/>
+          <w:szCs w:val="19"/>
+          <w:shd w:fill="F3F4F5" w:val="clear"/>
+        </w:rPr>
+        <w:br/>
+        <w:t xml:space="preserve"/>
+      </w:r>
+    </w:p>
+    <w:p>
+      <w:pPr>
+        <w:pStyle w:val="Heading2"/>
+        <w:keepNext/>
+        <w:pageBreakBefore/>
+      </w:pPr>
+      <w:bookmarkStart w:name="section_93" w:id="1"/>
+      <w:r>
+        <w:t xml:space="preserve">Ready to export</w:t>
+      </w:r>
+      <w:bookmarkEnd w:id="1"/>
+    </w:p>
+    <w:tbl>
+      <w:tblPr>
+        <w:tblW w:type="dxa" w:w="10204"/>
+        <w:tblBorders>
+          <w:top w:val="single" w:color="CBD0C7" w:sz="4"/>
+          <w:left w:val="single" w:color="CBD0C7" w:sz="4"/>
+          <w:bottom w:val="single" w:color="CBD0C7" w:sz="4"/>
+          <w:right w:val="single" w:color="CBD0C7" w:sz="4"/>
+          <w:insideH w:val="single" w:color="CBD0C7" w:sz="4"/>
+          <w:insideV w:val="single" w:color="CBD0C7" w:sz="4"/>
+        </w:tblBorders>
+      </w:tblPr>
+      <w:tblGrid>
+        <w:gridCol w:w="5102"/>
+        <w:gridCol w:w="5102"/>
+      </w:tblGrid>
+      <w:tr>
+        <w:trPr>
+          <w:cantSplit/>
+          <w:tblHeader/>
+        </w:trPr>
+        <w:tc>
+          <w:tcPr>
+            <w:tcW w:type="dxa" w:w="5102"/>
+            <w:shd w:fill="F5F5F4" w:val="clear"/>
+            <w:tcMar>
+              <w:top w:type="dxa" w:w="80"/>
+              <w:left w:type="dxa" w:w="100"/>
+              <w:bottom w:type="dxa" w:w="80"/>
+              <w:right w:type="dxa" w:w="100"/>
+            </w:tcMar>
+          </w:tcPr>
+          <w:p>
+            <w:pPr>
+              <w:spacing w:after="0" w:before="0" w:line="317" w:lineRule="atLeast"/>
+              <w:jc w:val="left"/>
+            </w:pPr>
+            <w:r>
+              <w:rPr>
+                <w:b/>
+                <w:bCs/>
+                <w:sz w:val="20"/>
+                <w:szCs w:val="20"/>
+              </w:rPr>
+              <w:t xml:space="preserve">Output</w:t>
+            </w:r>
+          </w:p>
+        </w:tc>
+        <w:tc>
+          <w:tcPr>
+            <w:tcW w:type="dxa" w:w="5102"/>
+            <w:shd w:fill="F5F5F4" w:val="clear"/>
+            <w:tcMar>
+              <w:top w:type="dxa" w:w="80"/>
+              <w:left w:type="dxa" w:w="100"/>
+              <w:bottom w:type="dxa" w:w="80"/>
+              <w:right w:type="dxa" w:w="100"/>
+            </w:tcMar>
+          </w:tcPr>
+          <w:p>
+            <w:pPr>
+              <w:spacing w:after="0" w:before="0" w:line="317" w:lineRule="atLeast"/>
+              <w:jc w:val="left"/>
+            </w:pPr>
+            <w:r>
+              <w:rPr>
+                <w:b/>
+                <w:bCs/>
+                <w:sz w:val="20"/>
+                <w:szCs w:val="20"/>
+              </w:rPr>
+              <w:t xml:space="preserve">What you get</w:t>
+            </w:r>
+          </w:p>
+        </w:tc>
+      </w:tr>
+      <w:tr>
+        <w:trPr>
+          <w:cantSplit/>
+          <w:tblHeader w:val="false"/>
+        </w:trPr>
+        <w:tc>
+          <w:tcPr>
+            <w:tcW w:type="dxa" w:w="5102"/>
+            <w:tcMar>
+              <w:top w:type="dxa" w:w="80"/>
+              <w:left w:type="dxa" w:w="100"/>
+              <w:bottom w:type="dxa" w:w="80"/>
+              <w:right w:type="dxa" w:w="100"/>
+            </w:tcMar>
+          </w:tcPr>
+          <w:p>
+            <w:pPr>
+              <w:spacing w:after="0" w:before="0" w:line="317" w:lineRule="atLeast"/>
+              <w:jc w:val="left"/>
+            </w:pPr>
+            <w:r>
+              <w:rPr>
+                <w:b/>
+                <w:bCs/>
+                <w:sz w:val="20"/>
+                <w:szCs w:val="20"/>
+              </w:rPr>
+              <w:t xml:space="preserve">Print to PDF</w:t>
+            </w:r>
+          </w:p>
+        </w:tc>
+        <w:tc>
+          <w:tcPr>
+            <w:tcW w:type="dxa" w:w="5102"/>
+            <w:tcMar>
+              <w:top w:type="dxa" w:w="80"/>
+              <w:left w:type="dxa" w:w="100"/>
+              <w:bottom w:type="dxa" w:w="80"/>
+              <w:right w:type="dxa" w:w="100"/>
+            </w:tcMar>
+          </w:tcPr>
+          <w:p>
+            <w:pPr>
+              <w:spacing w:after="0" w:before="0" w:line="317" w:lineRule="atLeast"/>
+              <w:jc w:val="left"/>
+            </w:pPr>
+            <w:r>
+              <w:rPr>
+                <w:b w:val="false"/>
+                <w:bCs w:val="false"/>
+                <w:sz w:val="20"/>
+                <w:szCs w:val="20"/>
+              </w:rPr>
+              <w:t xml:space="preserve">Selectable text with rendered mathematics and diagrams</w:t>
+            </w:r>
+          </w:p>
+        </w:tc>
+      </w:tr>
+      <w:tr>
+        <w:trPr>
+          <w:cantSplit/>
+          <w:tblHeader w:val="false"/>
+        </w:trPr>
+        <w:tc>
+          <w:tcPr>
+            <w:tcW w:type="dxa" w:w="5102"/>
+            <w:tcMar>
+              <w:top w:type="dxa" w:w="80"/>
+              <w:left w:type="dxa" w:w="100"/>
+              <w:bottom w:type="dxa" w:w="80"/>
+              <w:right w:type="dxa" w:w="100"/>
+            </w:tcMar>
+          </w:tcPr>
+          <w:p>
+            <w:pPr>
+              <w:spacing w:after="0" w:before="0" w:line="317" w:lineRule="atLeast"/>
+              <w:jc w:val="left"/>
+            </w:pPr>
+            <w:r>
+              <w:rPr>
+                <w:b/>
+                <w:bCs/>
+                <w:sz w:val="20"/>
+                <w:szCs w:val="20"/>
+              </w:rPr>
+              <w:t xml:space="preserve">Download Word</w:t>
+            </w:r>
+          </w:p>
+        </w:tc>
+        <w:tc>
+          <w:tcPr>
+            <w:tcW w:type="dxa" w:w="5102"/>
+            <w:tcMar>
+              <w:top w:type="dxa" w:w="80"/>
+              <w:left w:type="dxa" w:w="100"/>
+              <w:bottom w:type="dxa" w:w="80"/>
+              <w:right w:type="dxa" w:w="100"/>
+            </w:tcMar>
+          </w:tcPr>
+          <w:p>
+            <w:pPr>
+              <w:spacing w:after="0" w:before="0" w:line="317" w:lineRule="atLeast"/>
+              <w:jc w:val="left"/>
+            </w:pPr>
+            <w:r>
+              <w:rPr>
+                <w:b w:val="false"/>
+                <w:bCs w:val="false"/>
+                <w:sz w:val="20"/>
+                <w:szCs w:val="20"/>
+              </w:rPr>
+              <w:t xml:space="preserve">Editable text, lists, code and tables; equations and diagrams as pictures</w:t>
+            </w:r>
+          </w:p>
+        </w:tc>
+      </w:tr>
+    </w:tbl>
+    <w:p>
+      <w:pPr>
+        <w:spacing w:after="60" w:before="0" w:line="20"/>
+      </w:pPr>
+    </w:p>
+    <w:p>
+      <w:r>
+        <w:t xml:space="preserve">Choose </w:t>
       </w:r>
       <w:r>
         <w:rPr>
           <w:b/>
           <w:bCs/>
         </w:rPr>
+        <w:t xml:space="preserve">Page settings</w:t>
+      </w:r>
+      <w:r>
+        <w:t xml:space="preserve"> for A4/Letter, portrait/landscape and margins. </w:t>
+      </w:r>
+      <w:r>
+        <w:rPr>
+          <w:b/>
+          <w:bCs/>
+        </w:rPr>
+        <w:t xml:space="preserve">Compact</w:t>
+      </w:r>
+      <w:r>
+        <w:t xml:space="preserve"> makes a denser document. PDF and editable Word share styling, but their page breaks can differ.</w:t>
+      </w:r>
+    </w:p>
+    <w:p>
+      <w:r>
+        <w:t xml:space="preserve">Check any layout warnings before exporting. Browser print preview is the final PDF layout; turn off browser headers and footers for clean pages.</w:t>
+      </w:r>
+    </w:p>
+    <w:p>
+      <w:r>
+        <w:t xml:space="preserve">Your draft is saved in this browser. </w:t>
+      </w:r>
+      <w:r>
+        <w:rPr>
+          <w:b/>
+          <w:bCs/>
+        </w:rPr>
+        <w:t xml:space="preserve">Load sample</w:t>
+      </w:r>
+      <w:r>
+        <w:t xml:space="preserve"> brings back this reference, and </w:t>
+      </w:r>
+      <w:r>
+        <w:rPr>
+          <w:b/>
+          <w:bCs/>
+        </w:rPr>
         <w:t xml:space="preserve">Undo replacement</w:t>
       </w:r>
       <w:r>
-        <w:t xml:space="preserve"> restores the previous text after clearing, opening a file or loading this sample.</w:t>
-      </w:r>
-    </w:p>
-    <w:p>
-      <w:pPr>
-        <w:pStyle w:val="Heading4"/>
-        <w:keepNext/>
-      </w:pPr>
-      <w:bookmarkStart w:name="section_53" w:id="1"/>
-      <w:r>
-        <w:t xml:space="preserve">Printing tips</w:t>
-      </w:r>
-      <w:bookmarkEnd w:id="1"/>
-    </w:p>
-    <w:p>
-      <w:r>
-        <w:t xml:space="preserve">Turn off browser headers and footers for a clean document. The browser print preview shows the final pagination; its settings can override your selections here.</w:t>
-      </w:r>
-    </w:p>
-    <w:p>
-      <w:pPr>
-        <w:pStyle w:val="Heading5"/>
-        <w:keepNext/>
-      </w:pPr>
-      <w:bookmarkStart w:name="section_54" w:id="1"/>
-      <w:r>
-        <w:t xml:space="preserve">Explicit page breaks</w:t>
-      </w:r>
-      <w:bookmarkEnd w:id="1"/>
-    </w:p>
-    <w:p>
-      <w:r>
-        <w:t xml:space="preserve">The next section starts on a new printed page using this Markdown-compatible HTML:</w:t>
-      </w:r>
-    </w:p>
-    <w:p>
-      <w:pPr>
-        <w:keepLines w:val="false"/>
-        <w:shd w:fill="F3F4F5" w:val="clear"/>
-        <w:spacing w:after="120" w:before="120"/>
-      </w:pPr>
-      <w:r>
-        <w:rPr>
-          <w:rFonts w:ascii="Consolas" w:cs="Consolas" w:eastAsia="Consolas" w:hAnsi="Consolas"/>
-          <w:sz w:val="19"/>
-          <w:szCs w:val="19"/>
-          <w:shd w:fill="F3F4F5" w:val="clear"/>
-        </w:rPr>
-        <w:t xml:space="preserve">&lt;</w:t>
-      </w:r>
-      <w:r>
-        <w:rPr>
-          <w:rFonts w:ascii="Consolas" w:cs="Consolas" w:eastAsia="Consolas" w:hAnsi="Consolas"/>
-          <w:sz w:val="19"/>
-          <w:szCs w:val="19"/>
-          <w:shd w:fill="F3F4F5" w:val="clear"/>
-        </w:rPr>
-        <w:t xml:space="preserve">div</w:t>
-      </w:r>
-      <w:r>
-        <w:rPr>
-          <w:rFonts w:ascii="Consolas" w:cs="Consolas" w:eastAsia="Consolas" w:hAnsi="Consolas"/>
-          <w:sz w:val="19"/>
-          <w:szCs w:val="19"/>
-          <w:shd w:fill="F3F4F5" w:val="clear"/>
-        </w:rPr>
-        <w:t xml:space="preserve"> </w:t>
-      </w:r>
-      <w:r>
-        <w:rPr>
-          <w:rFonts w:ascii="Consolas" w:cs="Consolas" w:eastAsia="Consolas" w:hAnsi="Consolas"/>
-          <w:sz w:val="19"/>
-          <w:szCs w:val="19"/>
-          <w:shd w:fill="F3F4F5" w:val="clear"/>
-        </w:rPr>
-        <w:t xml:space="preserve">class</w:t>
-      </w:r>
-      <w:r>
-        <w:rPr>
-          <w:rFonts w:ascii="Consolas" w:cs="Consolas" w:eastAsia="Consolas" w:hAnsi="Consolas"/>
-          <w:sz w:val="19"/>
-          <w:szCs w:val="19"/>
-          <w:shd w:fill="F3F4F5" w:val="clear"/>
-        </w:rPr>
-        <w:t xml:space="preserve">=</w:t>
-      </w:r>
-      <w:r>
-        <w:rPr>
-          <w:rFonts w:ascii="Consolas" w:cs="Consolas" w:eastAsia="Consolas" w:hAnsi="Consolas"/>
-          <w:color w:val="225D2B"/>
-          <w:sz w:val="19"/>
-          <w:szCs w:val="19"/>
-          <w:shd w:fill="F3F4F5" w:val="clear"/>
-        </w:rPr>
-        <w:t xml:space="preserve">"page-break-before"</w:t>
-      </w:r>
-      <w:r>
-        <w:rPr>
-          <w:rFonts w:ascii="Consolas" w:cs="Consolas" w:eastAsia="Consolas" w:hAnsi="Consolas"/>
-          <w:sz w:val="19"/>
-          <w:szCs w:val="19"/>
-          <w:shd w:fill="F3F4F5" w:val="clear"/>
-        </w:rPr>
-        <w:t xml:space="preserve">&gt;</w:t>
-      </w:r>
-      <w:r>
-        <w:rPr>
-          <w:rFonts w:ascii="Consolas" w:cs="Consolas" w:eastAsia="Consolas" w:hAnsi="Consolas"/>
-          <w:sz w:val="19"/>
-          <w:szCs w:val="19"/>
-          <w:shd w:fill="F3F4F5" w:val="clear"/>
-        </w:rPr>
-        <w:t xml:space="preserve">&lt;/</w:t>
-      </w:r>
-      <w:r>
-        <w:rPr>
-          <w:rFonts w:ascii="Consolas" w:cs="Consolas" w:eastAsia="Consolas" w:hAnsi="Consolas"/>
-          <w:sz w:val="19"/>
-          <w:szCs w:val="19"/>
-          <w:shd w:fill="F3F4F5" w:val="clear"/>
-        </w:rPr>
-        <w:t xml:space="preserve">div</w:t>
-      </w:r>
-      <w:r>
-        <w:rPr>
-          <w:rFonts w:ascii="Consolas" w:cs="Consolas" w:eastAsia="Consolas" w:hAnsi="Consolas"/>
-          <w:sz w:val="19"/>
-          <w:szCs w:val="19"/>
-          <w:shd w:fill="F3F4F5" w:val="clear"/>
-        </w:rPr>
-        <w:t xml:space="preserve">&gt;</w:t>
-      </w:r>
-      <w:r>
-        <w:rPr>
-          <w:rFonts w:ascii="Consolas" w:cs="Consolas" w:eastAsia="Consolas" w:hAnsi="Consolas"/>
-          <w:sz w:val="19"/>
-          <w:szCs w:val="19"/>
-          <w:shd w:fill="F3F4F5" w:val="clear"/>
-        </w:rPr>
-        <w:t xml:space="preserve"/>
-      </w:r>
-      <w:r>
-        <w:rPr>
-          <w:rFonts w:ascii="Consolas" w:cs="Consolas" w:eastAsia="Consolas" w:hAnsi="Consolas"/>
-          <w:sz w:val="19"/>
-          <w:szCs w:val="19"/>
-          <w:shd w:fill="F3F4F5" w:val="clear"/>
-        </w:rPr>
-        <w:br/>
-        <w:t xml:space="preserve"/>
-      </w:r>
-    </w:p>
-    <w:p>
-      <w:pPr>
-        <w:pageBreakBefore/>
-      </w:pPr>
-    </w:p>
-    <w:p>
-      <w:pPr>
-        <w:pStyle w:val="Heading2"/>
-        <w:keepNext/>
-      </w:pPr>
-      <w:bookmarkStart w:name="section_55" w:id="1"/>
-      <w:r>
-        <w:t xml:space="preserve">A fresh page</w:t>
-      </w:r>
-      <w:bookmarkEnd w:id="1"/>
-    </w:p>
-    <w:p>
-      <w:r>
-        <w:t xml:space="preserve">This section demonstrates an explicit print page break. On screen, the preview remains one continuous document.</w:t>
-      </w:r>
-    </w:p>
-    <w:p>
-      <w:pPr>
-        <w:pStyle w:val="Heading6"/>
-        <w:keepNext/>
-      </w:pPr>
-      <w:bookmarkStart w:name="section_56" w:id="1"/>
-      <w:r>
-        <w:t xml:space="preserve">Ready to make it yours</w:t>
-      </w:r>
-      <w:bookmarkEnd w:id="1"/>
-    </w:p>
-    <w:p>
-      <w:r>
-        <w:t xml:space="preserve">Select the sample text, paste your own Markdown, and print.</w:t>
-      </w:r>
-    </w:p>
-    <w:p>
-      <w:pPr>
-        <w:pStyle w:val="Heading2"/>
-        <w:keepNext/>
-      </w:pPr>
-      <w:bookmarkStart w:name="section_57" w:id="1"/>
-      <w:r>
-        <w:t xml:space="preserve">Links and screenshots</w:t>
-      </w:r>
-      <w:bookmarkEnd w:id="1"/>
-    </w:p>
-    <w:p>
-      <w:r>
-        <w:t xml:space="preserve">Jump to </w:t>
-      </w:r>
-      <w:hyperlink w:history="1" w:anchor="section_5">
-        <w:r>
-          <w:t xml:space="preserve">Equations</w:t>
-        </w:r>
-      </w:hyperlink>
-      <w:r>
-        <w:t xml:space="preserve">, </w:t>
-      </w:r>
-      <w:hyperlink w:history="1" w:anchor="section_6">
-        <w:r>
-          <w:t xml:space="preserve">Diagrams</w:t>
-        </w:r>
-      </w:hyperlink>
-      <w:r>
-        <w:t xml:space="preserve">, or </w:t>
-      </w:r>
-      <w:hyperlink w:history="1" w:anchor="section_55">
-        <w:r>
-          <w:t xml:space="preserve">A fresh page</w:t>
-        </w:r>
-      </w:hyperlink>
-      <w:r>
-        <w:t xml:space="preserve">. External links, such as the </w:t>
-      </w:r>
-      <w:hyperlink w:history="1" r:id="rIdrej0szydcun1oqlfaxzrs">
-        <w:r>
-          <w:t xml:space="preserve">Markdown guide</w:t>
-        </w:r>
-      </w:hyperlink>
-      <w:r>
-        <w:t xml:space="preserve">, open separately.</w:t>
-      </w:r>
-    </w:p>
-    <w:p>
-      <w:r>
-        <w:t xml:space="preserve">Paste a screenshot directly into the editor to insert it. The image is saved locally in this browser, not uploaded. Local image references only work in the browser where you pasted them.</w:t>
-      </w:r>
-    </w:p>
-    <w:p>
-      <w:r>
-        <w:t xml:space="preserve">Fenced code with a language name is now highlighted:</w:t>
-      </w:r>
-    </w:p>
-    <w:p>
-      <w:pPr>
-        <w:keepLines w:val="false"/>
-        <w:shd w:fill="F3F4F5" w:val="clear"/>
-        <w:spacing w:after="120" w:before="120"/>
-      </w:pPr>
-      <w:r>
-        <w:rPr>
-          <w:rFonts w:ascii="Consolas" w:cs="Consolas" w:eastAsia="Consolas" w:hAnsi="Consolas"/>
-          <w:color w:val="7B219C"/>
-          <w:sz w:val="19"/>
-          <w:szCs w:val="19"/>
-          <w:shd w:fill="F3F4F5" w:val="clear"/>
-        </w:rPr>
-        <w:t xml:space="preserve">def</w:t>
-      </w:r>
-      <w:r>
-        <w:rPr>
-          <w:rFonts w:ascii="Consolas" w:cs="Consolas" w:eastAsia="Consolas" w:hAnsi="Consolas"/>
-          <w:sz w:val="19"/>
-          <w:szCs w:val="19"/>
-          <w:shd w:fill="F3F4F5" w:val="clear"/>
-        </w:rPr>
-        <w:t xml:space="preserve"> </w:t>
-      </w:r>
-      <w:r>
-        <w:rPr>
-          <w:rFonts w:ascii="Consolas" w:cs="Consolas" w:eastAsia="Consolas" w:hAnsi="Consolas"/>
-          <w:color w:val="075C91"/>
-          <w:sz w:val="19"/>
-          <w:szCs w:val="19"/>
-          <w:shd w:fill="F3F4F5" w:val="clear"/>
-        </w:rPr>
-        <w:t xml:space="preserve">greet</w:t>
-      </w:r>
-      <w:r>
-        <w:rPr>
-          <w:rFonts w:ascii="Consolas" w:cs="Consolas" w:eastAsia="Consolas" w:hAnsi="Consolas"/>
-          <w:sz w:val="19"/>
-          <w:szCs w:val="19"/>
-          <w:shd w:fill="F3F4F5" w:val="clear"/>
-        </w:rPr>
-        <w:t xml:space="preserve">(</w:t>
-      </w:r>
-      <w:r>
-        <w:rPr>
-          <w:rFonts w:ascii="Consolas" w:cs="Consolas" w:eastAsia="Consolas" w:hAnsi="Consolas"/>
-          <w:sz w:val="19"/>
-          <w:szCs w:val="19"/>
-          <w:shd w:fill="F3F4F5" w:val="clear"/>
-        </w:rPr>
-        <w:t xml:space="preserve">name</w:t>
-      </w:r>
-      <w:r>
-        <w:rPr>
-          <w:rFonts w:ascii="Consolas" w:cs="Consolas" w:eastAsia="Consolas" w:hAnsi="Consolas"/>
-          <w:sz w:val="19"/>
-          <w:szCs w:val="19"/>
-          <w:shd w:fill="F3F4F5" w:val="clear"/>
-        </w:rPr>
-        <w:t xml:space="preserve">):</w:t>
-      </w:r>
-      <w:r>
-        <w:rPr>
-          <w:rFonts w:ascii="Consolas" w:cs="Consolas" w:eastAsia="Consolas" w:hAnsi="Consolas"/>
-          <w:sz w:val="19"/>
-          <w:szCs w:val="19"/>
-          <w:shd w:fill="F3F4F5" w:val="clear"/>
-        </w:rPr>
-        <w:br/>
-        <w:t xml:space="preserve">    </w:t>
-      </w:r>
-      <w:r>
-        <w:rPr>
-          <w:rFonts w:ascii="Consolas" w:cs="Consolas" w:eastAsia="Consolas" w:hAnsi="Consolas"/>
-          <w:color w:val="555E55"/>
-          <w:sz w:val="19"/>
-          <w:szCs w:val="19"/>
-          <w:shd w:fill="F3F4F5" w:val="clear"/>
-        </w:rPr>
-        <w:t xml:space="preserve"># A small, readable example</w:t>
-      </w:r>
-      <w:r>
-        <w:rPr>
-          <w:rFonts w:ascii="Consolas" w:cs="Consolas" w:eastAsia="Consolas" w:hAnsi="Consolas"/>
-          <w:sz w:val="19"/>
-          <w:szCs w:val="19"/>
-          <w:shd w:fill="F3F4F5" w:val="clear"/>
-        </w:rPr>
-        <w:t xml:space="preserve"/>
-      </w:r>
-      <w:r>
-        <w:rPr>
-          <w:rFonts w:ascii="Consolas" w:cs="Consolas" w:eastAsia="Consolas" w:hAnsi="Consolas"/>
-          <w:sz w:val="19"/>
-          <w:szCs w:val="19"/>
-          <w:shd w:fill="F3F4F5" w:val="clear"/>
-        </w:rPr>
-        <w:br/>
-        <w:t xml:space="preserve">    </w:t>
-      </w:r>
-      <w:r>
-        <w:rPr>
-          <w:rFonts w:ascii="Consolas" w:cs="Consolas" w:eastAsia="Consolas" w:hAnsi="Consolas"/>
-          <w:color w:val="7B219C"/>
-          <w:sz w:val="19"/>
-          <w:szCs w:val="19"/>
-          <w:shd w:fill="F3F4F5" w:val="clear"/>
-        </w:rPr>
-        <w:t xml:space="preserve">return</w:t>
-      </w:r>
-      <w:r>
-        <w:rPr>
-          <w:rFonts w:ascii="Consolas" w:cs="Consolas" w:eastAsia="Consolas" w:hAnsi="Consolas"/>
-          <w:sz w:val="19"/>
-          <w:szCs w:val="19"/>
-          <w:shd w:fill="F3F4F5" w:val="clear"/>
-        </w:rPr>
-        <w:t xml:space="preserve"> </w:t>
-      </w:r>
-      <w:r>
-        <w:rPr>
-          <w:rFonts w:ascii="Consolas" w:cs="Consolas" w:eastAsia="Consolas" w:hAnsi="Consolas"/>
-          <w:color w:val="225D2B"/>
-          <w:sz w:val="19"/>
-          <w:szCs w:val="19"/>
-          <w:shd w:fill="F3F4F5" w:val="clear"/>
-        </w:rPr>
-        <w:t xml:space="preserve">f"Hello, </w:t>
-      </w:r>
-      <w:r>
-        <w:rPr>
-          <w:rFonts w:ascii="Consolas" w:cs="Consolas" w:eastAsia="Consolas" w:hAnsi="Consolas"/>
-          <w:color w:val="225D2B"/>
-          <w:sz w:val="19"/>
-          <w:szCs w:val="19"/>
-          <w:shd w:fill="F3F4F5" w:val="clear"/>
-        </w:rPr>
-        <w:t xml:space="preserve">{name}</w:t>
-      </w:r>
-      <w:r>
-        <w:rPr>
-          <w:rFonts w:ascii="Consolas" w:cs="Consolas" w:eastAsia="Consolas" w:hAnsi="Consolas"/>
-          <w:color w:val="225D2B"/>
-          <w:sz w:val="19"/>
-          <w:szCs w:val="19"/>
-          <w:shd w:fill="F3F4F5" w:val="clear"/>
-        </w:rPr>
-        <w:t xml:space="preserve">!"</w:t>
-      </w:r>
-      <w:r>
-        <w:rPr>
-          <w:rFonts w:ascii="Consolas" w:cs="Consolas" w:eastAsia="Consolas" w:hAnsi="Consolas"/>
-          <w:sz w:val="19"/>
-          <w:szCs w:val="19"/>
-          <w:shd w:fill="F3F4F5" w:val="clear"/>
-        </w:rPr>
-        <w:t xml:space="preserve"/>
-      </w:r>
-      <w:r>
-        <w:rPr>
-          <w:rFonts w:ascii="Consolas" w:cs="Consolas" w:eastAsia="Consolas" w:hAnsi="Consolas"/>
-          <w:sz w:val="19"/>
-          <w:szCs w:val="19"/>
-          <w:shd w:fill="F3F4F5" w:val="clear"/>
-        </w:rPr>
-        <w:br/>
-        <w:t xml:space="preserve"/>
-      </w:r>
-      <w:r>
-        <w:rPr>
-          <w:rFonts w:ascii="Consolas" w:cs="Consolas" w:eastAsia="Consolas" w:hAnsi="Consolas"/>
-          <w:sz w:val="19"/>
-          <w:szCs w:val="19"/>
-          <w:shd w:fill="F3F4F5" w:val="clear"/>
-        </w:rPr>
-        <w:br/>
-        <w:t xml:space="preserve"/>
-      </w:r>
-      <w:r>
-        <w:rPr>
-          <w:rFonts w:ascii="Consolas" w:cs="Consolas" w:eastAsia="Consolas" w:hAnsi="Consolas"/>
-          <w:color w:val="984A0B"/>
-          <w:sz w:val="19"/>
-          <w:szCs w:val="19"/>
-          <w:shd w:fill="F3F4F5" w:val="clear"/>
-        </w:rPr>
-        <w:t xml:space="preserve">print</w:t>
-      </w:r>
-      <w:r>
-        <w:rPr>
-          <w:rFonts w:ascii="Consolas" w:cs="Consolas" w:eastAsia="Consolas" w:hAnsi="Consolas"/>
-          <w:sz w:val="19"/>
-          <w:szCs w:val="19"/>
-          <w:shd w:fill="F3F4F5" w:val="clear"/>
-        </w:rPr>
-        <w:t xml:space="preserve">(greet(</w:t>
-      </w:r>
-      <w:r>
-        <w:rPr>
-          <w:rFonts w:ascii="Consolas" w:cs="Consolas" w:eastAsia="Consolas" w:hAnsi="Consolas"/>
-          <w:color w:val="225D2B"/>
-          <w:sz w:val="19"/>
-          <w:szCs w:val="19"/>
-          <w:shd w:fill="F3F4F5" w:val="clear"/>
-        </w:rPr>
-        <w:t xml:space="preserve">"reader"</w:t>
-      </w:r>
-      <w:r>
-        <w:rPr>
-          <w:rFonts w:ascii="Consolas" w:cs="Consolas" w:eastAsia="Consolas" w:hAnsi="Consolas"/>
-          <w:sz w:val="19"/>
-          <w:szCs w:val="19"/>
-          <w:shd w:fill="F3F4F5" w:val="clear"/>
-        </w:rPr>
-        <w:t xml:space="preserve">))</w:t>
-      </w:r>
-      <w:r>
-        <w:rPr>
-          <w:rFonts w:ascii="Consolas" w:cs="Consolas" w:eastAsia="Consolas" w:hAnsi="Consolas"/>
-          <w:sz w:val="19"/>
-          <w:szCs w:val="19"/>
-          <w:shd w:fill="F3F4F5" w:val="clear"/>
-        </w:rPr>
-        <w:br/>
-        <w:t xml:space="preserve"/>
-      </w:r>
-    </w:p>
-    <w:p>
-      <w:r>
-        <w:t xml:space="preserve">The print layout check flags wide content and large diagrams. Diagrams are reduced to fit one printable page; landscape can make large diagrams easier to read. Use the browser print preview to confirm final pagination.</w:t>
+        <w:t xml:space="preserve"> restores the text it replaced.</w:t>
+      </w:r>
+    </w:p>
+    <w:p>
+      <w:r>
+        <w:rPr>
+          <w:b/>
+          <w:bCs/>
+        </w:rPr>
+        <w:t xml:space="preserve">Make it yours:</w:t>
+      </w:r>
+      <w:r>
+        <w:t xml:space="preserve"> select the Markdown, paste your own content, and export.</w:t>
       </w:r>
     </w:p>
     <w:sectPr>
@@ -1877,8 +2742,8 @@
     <w:multiLevelType w:val="hybridMultilevel"/>
     <w:lvl w:ilvl="0" w15:tentative="1">
       <w:start w:val="1"/>
-      <w:numFmt w:val="bullet"/>
-      <w:lvlText w:val="•"/>
+      <w:numFmt w:val="decimal"/>
+      <w:lvlText w:val="%1."/>
       <w:lvlJc w:val="left"/>
       <w:pPr>
         <w:ind w:left="360" w:hanging="240"/>
@@ -1893,7 +2758,7 @@
       <w:lvlText w:val="•"/>
       <w:lvlJc w:val="left"/>
       <w:pPr>
-        <w:ind w:left="360" w:hanging="240"/>
+        <w:ind w:left="720" w:hanging="240"/>
       </w:pPr>
     </w:lvl>
   </w:abstractNum>
@@ -1903,6 +2768,18 @@
       <w:start w:val="1"/>
       <w:numFmt w:val="decimal"/>
       <w:lvlText w:val="%1."/>
+      <w:lvlJc w:val="left"/>
+      <w:pPr>
+        <w:ind w:left="1080" w:hanging="240"/>
+      </w:pPr>
+    </w:lvl>
+  </w:abstractNum>
+  <w:abstractNum w:abstractNumId="5" w15:restartNumberingAfterBreak="0">
+    <w:multiLevelType w:val="hybridMultilevel"/>
+    <w:lvl w:ilvl="0" w15:tentative="1">
+      <w:start w:val="1"/>
+      <w:numFmt w:val="bullet"/>
+      <w:lvlText w:val="•"/>
       <w:lvlJc w:val="left"/>
       <w:pPr>
         <w:ind w:left="360" w:hanging="240"/>
@@ -1949,7 +2826,7 @@
     </w:rPrDefault>
     <w:pPrDefault>
       <w:pPr>
-        <w:spacing w:after="140" w:line="372"/>
+        <w:spacing w:after="140" w:line="352" w:lineRule="atLeast"/>
       </w:pPr>
     </w:pPrDefault>
   </w:docDefaults>
@@ -2131,7 +3008,7 @@
     <w:qFormat/>
     <w:pPr>
       <w:keepNext/>
-      <w:spacing w:after="100" w:before="220"/>
+      <w:spacing w:after="100" w:before="220" w:line="550" w:lineRule="atLeast"/>
     </w:pPr>
     <w:rPr>
       <w:rFonts w:ascii="Segoe UI" w:cs="Segoe UI" w:eastAsia="Segoe UI" w:hAnsi="Segoe UI"/>
@@ -2149,7 +3026,7 @@
     <w:qFormat/>
     <w:pPr>
       <w:keepNext/>
-      <w:spacing w:after="100" w:before="220"/>
+      <w:spacing w:after="100" w:before="220" w:line="413" w:lineRule="atLeast"/>
     </w:pPr>
     <w:rPr>
       <w:rFonts w:ascii="Segoe UI" w:cs="Segoe UI" w:eastAsia="Segoe UI" w:hAnsi="Segoe UI"/>
@@ -2167,7 +3044,7 @@
     <w:qFormat/>
     <w:pPr>
       <w:keepNext/>
-      <w:spacing w:after="100" w:before="220"/>
+      <w:spacing w:after="100" w:before="220" w:line="330" w:lineRule="atLeast"/>
     </w:pPr>
     <w:rPr>
       <w:rFonts w:ascii="Segoe UI" w:cs="Segoe UI" w:eastAsia="Segoe UI" w:hAnsi="Segoe UI"/>
@@ -2185,7 +3062,7 @@
     <w:qFormat/>
     <w:pPr>
       <w:keepNext/>
-      <w:spacing w:after="100" w:before="220"/>
+      <w:spacing w:after="100" w:before="220" w:line="275" w:lineRule="atLeast"/>
     </w:pPr>
     <w:rPr>
       <w:rFonts w:ascii="Segoe UI" w:cs="Segoe UI" w:eastAsia="Segoe UI" w:hAnsi="Segoe UI"/>
@@ -2203,7 +3080,7 @@
     <w:qFormat/>
     <w:pPr>
       <w:keepNext/>
-      <w:spacing w:after="100" w:before="220"/>
+      <w:spacing w:after="100" w:before="220" w:line="275" w:lineRule="atLeast"/>
     </w:pPr>
     <w:rPr>
       <w:rFonts w:ascii="Segoe UI" w:cs="Segoe UI" w:eastAsia="Segoe UI" w:hAnsi="Segoe UI"/>
@@ -2221,7 +3098,7 @@
     <w:qFormat/>
     <w:pPr>
       <w:keepNext/>
-      <w:spacing w:after="100" w:before="220"/>
+      <w:spacing w:after="100" w:before="220" w:line="275" w:lineRule="atLeast"/>
     </w:pPr>
     <w:rPr>
       <w:rFonts w:ascii="Segoe UI" w:cs="Segoe UI" w:eastAsia="Segoe UI" w:hAnsi="Segoe UI"/>
